--- a/测试数据/数据.docx
+++ b/测试数据/数据.docx
@@ -79,15 +79,6 @@
                             <a:srgbClr val="FF0000"/>
                           </a:solidFill>
                         </a:ln>
-                        <a:extLst>
-                          <a:ext uri="{909E8E84-426E-40DD-AFC4-6F175D3DCCD1}">
-                            <a14:hiddenFill xmlns:a14="http://schemas.microsoft.com/office/drawing/2010/main">
-                              <a:solidFill>
-                                <a:schemeClr val="bg1"/>
-                              </a:solidFill>
-                            </a14:hiddenFill>
-                          </a:ext>
-                        </a:extLst>
                       </wps:spPr>
                       <wps:style>
                         <a:lnRef idx="2">
@@ -116,7 +107,7 @@
           </mc:Choice>
           <mc:Fallback>
             <w:pict>
-              <v:shape id="_x0000_s1026" o:spid="_x0000_s1026" o:spt="3" type="#_x0000_t3" style="position:absolute;left:0pt;margin-left:9.65pt;margin-top:53.05pt;height:9.6pt;width:31.2pt;z-index:251659264;v-text-anchor:middle;mso-width-relative:page;mso-height-relative:page;" filled="f" stroked="t" coordsize="21600,21600" o:gfxdata="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">
+              <v:shape id="_x0000_s1026" o:spid="_x0000_s1026" o:spt="3" type="#_x0000_t3" style="position:absolute;left:0pt;margin-left:9.65pt;margin-top:53.05pt;height:9.6pt;width:31.2pt;z-index:251659264;v-text-anchor:middle;mso-width-relative:page;mso-height-relative:page;" filled="f" stroked="t" coordsize="21600,21600" o:gfxdata="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">
                 <v:fill on="f" focussize="0,0"/>
                 <v:stroke weight="1pt" color="#FF0000 [2404]" miterlimit="8" joinstyle="miter"/>
                 <v:imagedata o:title=""/>
@@ -222,112 +213,269 @@
         </w:rPr>
         <w:t>===== Benchmark Result =====</w:t>
       </w:r>
+    </w:p>
+    <w:p>
+      <w:pPr>
+        <w:rPr>
+          <w:rFonts w:hint="default"/>
+          <w:lang w:val="en-US" w:eastAsia="zh-CN"/>
+        </w:rPr>
+      </w:pPr>
+      <w:r>
+        <w:rPr>
+          <w:rFonts w:hint="default"/>
+          <w:lang w:val="en-US" w:eastAsia="zh-CN"/>
+        </w:rPr>
+        <w:t>Total cycles: 8040143</w:t>
+      </w:r>
+    </w:p>
+    <w:p>
+      <w:pPr>
+        <w:rPr>
+          <w:rFonts w:hint="default"/>
+          <w:lang w:val="en-US" w:eastAsia="zh-CN"/>
+        </w:rPr>
+      </w:pPr>
+      <w:r>
+        <w:rPr>
+          <w:rFonts w:hint="default"/>
+          <w:lang w:val="en-US" w:eastAsia="zh-CN"/>
+        </w:rPr>
+        <w:t>Total mul num: 282429</w:t>
+      </w:r>
+    </w:p>
+    <w:p>
+      <w:pPr>
+        <w:rPr>
+          <w:rFonts w:hint="default"/>
+          <w:lang w:val="en-US" w:eastAsia="zh-CN"/>
+        </w:rPr>
+      </w:pPr>
+      <w:r>
+        <w:rPr>
+          <w:rFonts w:hint="default"/>
+          <w:lang w:val="en-US" w:eastAsia="zh-CN"/>
+        </w:rPr>
+        <w:t>Total load num: 639234</w:t>
+      </w:r>
+    </w:p>
+    <w:p>
+      <w:pPr>
+        <w:rPr>
+          <w:rFonts w:hint="default"/>
+          <w:lang w:val="en-US" w:eastAsia="zh-CN"/>
+        </w:rPr>
+      </w:pPr>
+      <w:r>
+        <w:rPr>
+          <w:rFonts w:hint="default"/>
+          <w:lang w:val="en-US" w:eastAsia="zh-CN"/>
+        </w:rPr>
+        <w:t>Total store num: 66842</w:t>
+      </w:r>
+    </w:p>
+    <w:p>
+      <w:pPr>
+        <w:rPr>
+          <w:rFonts w:hint="default"/>
+          <w:lang w:val="en-US" w:eastAsia="zh-CN"/>
+        </w:rPr>
+      </w:pPr>
+      <w:r>
+        <w:rPr>
+          <w:rFonts w:hint="default"/>
+          <w:lang w:val="en-US" w:eastAsia="zh-CN"/>
+        </w:rPr>
+        <w:t>Total stall num: 499400</w:t>
+      </w:r>
+    </w:p>
+    <w:p>
+      <w:pPr>
+        <w:rPr>
+          <w:rFonts w:hint="default"/>
+          <w:lang w:val="en-US" w:eastAsia="zh-CN"/>
+        </w:rPr>
+      </w:pPr>
+      <w:r>
+        <w:rPr>
+          <w:rFonts w:hint="default"/>
+          <w:lang w:val="en-US" w:eastAsia="zh-CN"/>
+        </w:rPr>
+        <w:t>CPU Frequency: 15940321 Hz</w:t>
+      </w:r>
+    </w:p>
+    <w:p>
+      <w:pPr>
+        <w:rPr>
+          <w:rFonts w:hint="default"/>
+          <w:lang w:val="en-US" w:eastAsia="zh-CN"/>
+        </w:rPr>
+      </w:pPr>
+      <w:r>
+        <w:rPr>
+          <w:rFonts w:hint="default"/>
+          <w:lang w:val="en-US" w:eastAsia="zh-CN"/>
+        </w:rPr>
+        <w:t>Total time: 504 ms</w:t>
+      </w:r>
+    </w:p>
+    <w:p>
+      <w:pPr>
+        <w:rPr>
+          <w:rFonts w:hint="default"/>
+          <w:lang w:val="en-US" w:eastAsia="zh-CN"/>
+        </w:rPr>
+      </w:pPr>
+      <w:r>
+        <w:rPr>
+          <w:rFonts w:hint="default"/>
+          <w:lang w:val="en-US" w:eastAsia="zh-CN"/>
+        </w:rPr>
+        <w:t>===== Benchmark Done =====</w:t>
+      </w:r>
+    </w:p>
+    <w:p>
+      <w:pPr>
+        <w:rPr>
+          <w:rFonts w:hint="default"/>
+          <w:lang w:val="en-US" w:eastAsia="zh-CN"/>
+        </w:rPr>
+      </w:pPr>
+    </w:p>
+    <w:p>
+      <w:pPr>
+        <w:rPr>
+          <w:rFonts w:hint="default"/>
+          <w:lang w:val="en-US" w:eastAsia="zh-CN"/>
+        </w:rPr>
+      </w:pPr>
+      <w:r>
+        <w:rPr>
+          <w:rFonts w:hint="eastAsia"/>
+          <w:lang w:val="en-US" w:eastAsia="zh-CN"/>
+        </w:rPr>
+        <w:t>E203+cnn加速器(卷积加速)</w:t>
+      </w:r>
+    </w:p>
+    <w:p>
+      <w:pPr>
+        <w:rPr>
+          <w:rFonts w:hint="default"/>
+          <w:lang w:val="en-US" w:eastAsia="zh-CN"/>
+        </w:rPr>
+      </w:pPr>
       <w:bookmarkStart w:id="0" w:name="_GoBack"/>
-      <w:bookmarkEnd w:id="0"/>
-    </w:p>
-    <w:p>
-      <w:pPr>
-        <w:rPr>
-          <w:rFonts w:hint="default"/>
-          <w:lang w:val="en-US" w:eastAsia="zh-CN"/>
-        </w:rPr>
-      </w:pPr>
-      <w:r>
-        <w:rPr>
-          <w:rFonts w:hint="default"/>
-          <w:lang w:val="en-US" w:eastAsia="zh-CN"/>
-        </w:rPr>
-        <w:t>Total cycles: 8040143</w:t>
-      </w:r>
-    </w:p>
-    <w:p>
-      <w:pPr>
-        <w:rPr>
-          <w:rFonts w:hint="default"/>
-          <w:lang w:val="en-US" w:eastAsia="zh-CN"/>
-        </w:rPr>
-      </w:pPr>
-      <w:r>
-        <w:rPr>
-          <w:rFonts w:hint="default"/>
-          <w:lang w:val="en-US" w:eastAsia="zh-CN"/>
-        </w:rPr>
-        <w:t>Total mul num: 282429</w:t>
-      </w:r>
-    </w:p>
-    <w:p>
-      <w:pPr>
-        <w:rPr>
-          <w:rFonts w:hint="default"/>
-          <w:lang w:val="en-US" w:eastAsia="zh-CN"/>
-        </w:rPr>
-      </w:pPr>
-      <w:r>
-        <w:rPr>
-          <w:rFonts w:hint="default"/>
-          <w:lang w:val="en-US" w:eastAsia="zh-CN"/>
-        </w:rPr>
-        <w:t>Total load num: 639234</w:t>
-      </w:r>
-    </w:p>
-    <w:p>
-      <w:pPr>
-        <w:rPr>
-          <w:rFonts w:hint="default"/>
-          <w:lang w:val="en-US" w:eastAsia="zh-CN"/>
-        </w:rPr>
-      </w:pPr>
-      <w:r>
-        <w:rPr>
-          <w:rFonts w:hint="default"/>
-          <w:lang w:val="en-US" w:eastAsia="zh-CN"/>
-        </w:rPr>
-        <w:t>Total store num: 66842</w:t>
-      </w:r>
-    </w:p>
-    <w:p>
-      <w:pPr>
-        <w:rPr>
-          <w:rFonts w:hint="default"/>
-          <w:lang w:val="en-US" w:eastAsia="zh-CN"/>
-        </w:rPr>
-      </w:pPr>
-      <w:r>
-        <w:rPr>
-          <w:rFonts w:hint="default"/>
-          <w:lang w:val="en-US" w:eastAsia="zh-CN"/>
-        </w:rPr>
-        <w:t>Total stall num: 499400</w:t>
-      </w:r>
-    </w:p>
-    <w:p>
-      <w:pPr>
-        <w:rPr>
-          <w:rFonts w:hint="default"/>
-          <w:lang w:val="en-US" w:eastAsia="zh-CN"/>
-        </w:rPr>
-      </w:pPr>
-      <w:r>
-        <w:rPr>
-          <w:rFonts w:hint="default"/>
-          <w:lang w:val="en-US" w:eastAsia="zh-CN"/>
-        </w:rPr>
-        <w:t>CPU Frequency: 15940321 Hz</w:t>
-      </w:r>
-    </w:p>
-    <w:p>
-      <w:pPr>
-        <w:rPr>
-          <w:rFonts w:hint="default"/>
-          <w:lang w:val="en-US" w:eastAsia="zh-CN"/>
-        </w:rPr>
-      </w:pPr>
-      <w:r>
-        <w:rPr>
-          <w:rFonts w:hint="default"/>
-          <w:lang w:val="en-US" w:eastAsia="zh-CN"/>
-        </w:rPr>
-        <w:t>Total time: 504 ms</w:t>
+      <w:r>
+        <w:rPr>
+          <w:rFonts w:hint="default"/>
+          <w:lang w:val="en-US" w:eastAsia="zh-CN"/>
+        </w:rPr>
+        <w:t>===== Benchmark Result =====</w:t>
+      </w:r>
+    </w:p>
+    <w:p>
+      <w:pPr>
+        <w:rPr>
+          <w:rFonts w:hint="default"/>
+          <w:lang w:val="en-US" w:eastAsia="zh-CN"/>
+        </w:rPr>
+      </w:pPr>
+      <w:r>
+        <w:rPr>
+          <w:rFonts w:hint="default"/>
+          <w:lang w:val="en-US" w:eastAsia="zh-CN"/>
+        </w:rPr>
+        <w:t>Total cycles: 1531035</w:t>
+      </w:r>
+    </w:p>
+    <w:p>
+      <w:pPr>
+        <w:rPr>
+          <w:rFonts w:hint="default"/>
+          <w:lang w:val="en-US" w:eastAsia="zh-CN"/>
+        </w:rPr>
+      </w:pPr>
+      <w:r>
+        <w:rPr>
+          <w:rFonts w:hint="default"/>
+          <w:lang w:val="en-US" w:eastAsia="zh-CN"/>
+        </w:rPr>
+        <w:t>Total mul num: 829</w:t>
+      </w:r>
+    </w:p>
+    <w:p>
+      <w:pPr>
+        <w:rPr>
+          <w:rFonts w:hint="default"/>
+          <w:lang w:val="en-US" w:eastAsia="zh-CN"/>
+        </w:rPr>
+      </w:pPr>
+      <w:r>
+        <w:rPr>
+          <w:rFonts w:hint="default"/>
+          <w:lang w:val="en-US" w:eastAsia="zh-CN"/>
+        </w:rPr>
+        <w:t>Total load num: 179109</w:t>
+      </w:r>
+    </w:p>
+    <w:p>
+      <w:pPr>
+        <w:rPr>
+          <w:rFonts w:hint="default"/>
+          <w:lang w:val="en-US" w:eastAsia="zh-CN"/>
+        </w:rPr>
+      </w:pPr>
+      <w:r>
+        <w:rPr>
+          <w:rFonts w:hint="default"/>
+          <w:lang w:val="en-US" w:eastAsia="zh-CN"/>
+        </w:rPr>
+        <w:t>Total store num: 128768</w:t>
+      </w:r>
+    </w:p>
+    <w:p>
+      <w:pPr>
+        <w:rPr>
+          <w:rFonts w:hint="default"/>
+          <w:lang w:val="en-US" w:eastAsia="zh-CN"/>
+        </w:rPr>
+      </w:pPr>
+      <w:r>
+        <w:rPr>
+          <w:rFonts w:hint="default"/>
+          <w:lang w:val="en-US" w:eastAsia="zh-CN"/>
+        </w:rPr>
+        <w:t>Total stall num: 866896</w:t>
+      </w:r>
+    </w:p>
+    <w:p>
+      <w:pPr>
+        <w:rPr>
+          <w:rFonts w:hint="default"/>
+          <w:lang w:val="en-US" w:eastAsia="zh-CN"/>
+        </w:rPr>
+      </w:pPr>
+      <w:r>
+        <w:rPr>
+          <w:rFonts w:hint="default"/>
+          <w:lang w:val="en-US" w:eastAsia="zh-CN"/>
+        </w:rPr>
+        <w:t>CPU Frequency: 15936716 Hz</w:t>
+      </w:r>
+    </w:p>
+    <w:p>
+      <w:pPr>
+        <w:rPr>
+          <w:rFonts w:hint="default"/>
+          <w:lang w:val="en-US" w:eastAsia="zh-CN"/>
+        </w:rPr>
+      </w:pPr>
+      <w:r>
+        <w:rPr>
+          <w:rFonts w:hint="default"/>
+          <w:lang w:val="en-US" w:eastAsia="zh-CN"/>
+        </w:rPr>
+        <w:t>Total time: 96 ms</w:t>
       </w:r>
     </w:p>
     <w:p>
@@ -345,164 +493,7 @@
         <w:t>===== Benchmark Done =====</w:t>
       </w:r>
     </w:p>
-    <w:p>
-      <w:pPr>
-        <w:rPr>
-          <w:rFonts w:hint="default"/>
-          <w:lang w:val="en-US" w:eastAsia="zh-CN"/>
-        </w:rPr>
-      </w:pPr>
-    </w:p>
-    <w:p>
-      <w:pPr>
-        <w:rPr>
-          <w:rFonts w:hint="default"/>
-          <w:lang w:val="en-US" w:eastAsia="zh-CN"/>
-        </w:rPr>
-      </w:pPr>
-      <w:r>
-        <w:rPr>
-          <w:rFonts w:hint="eastAsia"/>
-          <w:lang w:val="en-US" w:eastAsia="zh-CN"/>
-        </w:rPr>
-        <w:t>E203+cnn加速器(卷积加速)</w:t>
-      </w:r>
-    </w:p>
-    <w:p>
-      <w:pPr>
-        <w:rPr>
-          <w:rFonts w:hint="default"/>
-          <w:lang w:val="en-US" w:eastAsia="zh-CN"/>
-        </w:rPr>
-      </w:pPr>
-      <w:r>
-        <w:rPr>
-          <w:rFonts w:hint="default"/>
-          <w:lang w:val="en-US" w:eastAsia="zh-CN"/>
-        </w:rPr>
-        <w:t>===== Benchmark Result =====</w:t>
-      </w:r>
-    </w:p>
-    <w:p>
-      <w:pPr>
-        <w:rPr>
-          <w:rFonts w:hint="default"/>
-          <w:lang w:val="en-US" w:eastAsia="zh-CN"/>
-        </w:rPr>
-      </w:pPr>
-      <w:r>
-        <w:rPr>
-          <w:rFonts w:hint="default"/>
-          <w:lang w:val="en-US" w:eastAsia="zh-CN"/>
-        </w:rPr>
-        <w:t>Total cycles: 1531035</w:t>
-      </w:r>
-    </w:p>
-    <w:p>
-      <w:pPr>
-        <w:rPr>
-          <w:rFonts w:hint="default"/>
-          <w:lang w:val="en-US" w:eastAsia="zh-CN"/>
-        </w:rPr>
-      </w:pPr>
-      <w:r>
-        <w:rPr>
-          <w:rFonts w:hint="default"/>
-          <w:lang w:val="en-US" w:eastAsia="zh-CN"/>
-        </w:rPr>
-        <w:t>Total mul num: 829</w:t>
-      </w:r>
-    </w:p>
-    <w:p>
-      <w:pPr>
-        <w:rPr>
-          <w:rFonts w:hint="default"/>
-          <w:lang w:val="en-US" w:eastAsia="zh-CN"/>
-        </w:rPr>
-      </w:pPr>
-      <w:r>
-        <w:rPr>
-          <w:rFonts w:hint="default"/>
-          <w:lang w:val="en-US" w:eastAsia="zh-CN"/>
-        </w:rPr>
-        <w:t>Total load num: 179109</w:t>
-      </w:r>
-    </w:p>
-    <w:p>
-      <w:pPr>
-        <w:rPr>
-          <w:rFonts w:hint="default"/>
-          <w:lang w:val="en-US" w:eastAsia="zh-CN"/>
-        </w:rPr>
-      </w:pPr>
-      <w:r>
-        <w:rPr>
-          <w:rFonts w:hint="default"/>
-          <w:lang w:val="en-US" w:eastAsia="zh-CN"/>
-        </w:rPr>
-        <w:t>Total store num: 128768</w:t>
-      </w:r>
-    </w:p>
-    <w:p>
-      <w:pPr>
-        <w:rPr>
-          <w:rFonts w:hint="default"/>
-          <w:lang w:val="en-US" w:eastAsia="zh-CN"/>
-        </w:rPr>
-      </w:pPr>
-      <w:r>
-        <w:rPr>
-          <w:rFonts w:hint="default"/>
-          <w:lang w:val="en-US" w:eastAsia="zh-CN"/>
-        </w:rPr>
-        <w:t>Total stall num: 866896</w:t>
-      </w:r>
-    </w:p>
-    <w:p>
-      <w:pPr>
-        <w:rPr>
-          <w:rFonts w:hint="default"/>
-          <w:lang w:val="en-US" w:eastAsia="zh-CN"/>
-        </w:rPr>
-      </w:pPr>
-      <w:r>
-        <w:rPr>
-          <w:rFonts w:hint="default"/>
-          <w:lang w:val="en-US" w:eastAsia="zh-CN"/>
-        </w:rPr>
-        <w:t>CPU Frequency: 15936716 Hz</w:t>
-      </w:r>
-    </w:p>
-    <w:p>
-      <w:pPr>
-        <w:rPr>
-          <w:rFonts w:hint="default"/>
-          <w:lang w:val="en-US" w:eastAsia="zh-CN"/>
-        </w:rPr>
-      </w:pPr>
-      <w:r>
-        <w:rPr>
-          <w:rFonts w:hint="default"/>
-          <w:lang w:val="en-US" w:eastAsia="zh-CN"/>
-        </w:rPr>
-        <w:t>Total time: 96 ms</w:t>
-      </w:r>
-    </w:p>
-    <w:p>
-      <w:pPr>
-        <w:rPr>
-          <w:rFonts w:hint="default"/>
-          <w:lang w:val="en-US" w:eastAsia="zh-CN"/>
-        </w:rPr>
-      </w:pPr>
-      <w:r>
-        <w:rPr>
-          <w:rFonts w:hint="default"/>
-          <w:lang w:val="en-US" w:eastAsia="zh-CN"/>
-        </w:rPr>
-        <w:t>===== Benchmark Done =====</w:t>
-      </w:r>
-    </w:p>
+    <w:bookmarkEnd w:id="0"/>
     <w:p>
       <w:pPr>
         <w:rPr>
@@ -647,6 +638,7 @@
     </w:p>
     <w:tbl>
       <w:tblPr>
+        <w:tblStyle w:val="2"/>
         <w:tblW w:w="0" w:type="auto"/>
         <w:tblInd w:w="0" w:type="dxa"/>
         <w:tblBorders>
@@ -738,7 +730,6 @@
                 <w:kern w:val="0"/>
                 <w:sz w:val="22"/>
                 <w:szCs w:val="22"/>
-                <w:bdr w:val="none" w:color="auto" w:sz="0" w:space="0"/>
                 <w:lang w:val="en-US" w:eastAsia="zh-CN" w:bidi="ar"/>
               </w:rPr>
               <w:t>指标</w:t>
@@ -790,7 +781,6 @@
                 <w:kern w:val="0"/>
                 <w:sz w:val="22"/>
                 <w:szCs w:val="22"/>
-                <w:bdr w:val="none" w:color="auto" w:sz="0" w:space="0"/>
                 <w:lang w:val="en-US" w:eastAsia="zh-CN" w:bidi="ar"/>
               </w:rPr>
               <w:t>纯 C</w:t>
@@ -842,7 +832,6 @@
                 <w:kern w:val="0"/>
                 <w:sz w:val="22"/>
                 <w:szCs w:val="22"/>
-                <w:bdr w:val="none" w:color="auto" w:sz="0" w:space="0"/>
                 <w:lang w:val="en-US" w:eastAsia="zh-CN" w:bidi="ar"/>
               </w:rPr>
               <w:t>E203+CNN 加速器</w:t>
@@ -894,7 +883,6 @@
                 <w:kern w:val="0"/>
                 <w:sz w:val="22"/>
                 <w:szCs w:val="22"/>
-                <w:bdr w:val="none" w:color="auto" w:sz="0" w:space="0"/>
                 <w:lang w:val="en-US" w:eastAsia="zh-CN" w:bidi="ar"/>
               </w:rPr>
               <w:t>变化</w:t>
@@ -912,6 +900,7 @@
             <w:insideH w:val="none" w:color="auto" w:sz="0" w:space="0"/>
             <w:insideV w:val="none" w:color="auto" w:sz="0" w:space="0"/>
           </w:tblBorders>
+          <w:shd w:val="clear" w:color="auto" w:fill="FFFFFF"/>
           <w:tblCellMar>
             <w:top w:w="15" w:type="dxa"/>
             <w:left w:w="15" w:type="dxa"/>
@@ -961,7 +950,6 @@
                 <w:kern w:val="0"/>
                 <w:sz w:val="22"/>
                 <w:szCs w:val="22"/>
-                <w:bdr w:val="none" w:color="auto" w:sz="0" w:space="0"/>
                 <w:lang w:val="en-US" w:eastAsia="zh-CN" w:bidi="ar"/>
               </w:rPr>
               <w:t>Total cycles</w:t>
@@ -1010,7 +998,6 @@
                 <w:kern w:val="0"/>
                 <w:sz w:val="22"/>
                 <w:szCs w:val="22"/>
-                <w:bdr w:val="none" w:color="auto" w:sz="0" w:space="0"/>
                 <w:lang w:val="en-US" w:eastAsia="zh-CN" w:bidi="ar"/>
               </w:rPr>
               <w:t>8,040,143</w:t>
@@ -1059,7 +1046,6 @@
                 <w:kern w:val="0"/>
                 <w:sz w:val="22"/>
                 <w:szCs w:val="22"/>
-                <w:bdr w:val="none" w:color="auto" w:sz="0" w:space="0"/>
                 <w:lang w:val="en-US" w:eastAsia="zh-CN" w:bidi="ar"/>
               </w:rPr>
               <w:t>1,531,035</w:t>
@@ -1110,223 +1096,6 @@
                 <w:kern w:val="0"/>
                 <w:sz w:val="22"/>
                 <w:szCs w:val="22"/>
-                <w:bdr w:val="none" w:color="auto" w:sz="0" w:space="0"/>
-                <w:lang w:val="en-US" w:eastAsia="zh-CN" w:bidi="ar"/>
-              </w:rPr>
-              <w:t>-81%</w:t>
-            </w:r>
-          </w:p>
-        </w:tc>
-      </w:tr>
-      <w:tr>
-        <w:tblPrEx>
-          <w:tblBorders>
-            <w:top w:val="none" w:color="auto" w:sz="0" w:space="0"/>
-            <w:left w:val="none" w:color="auto" w:sz="0" w:space="0"/>
-            <w:bottom w:val="none" w:color="auto" w:sz="0" w:space="0"/>
-            <w:right w:val="none" w:color="auto" w:sz="0" w:space="0"/>
-            <w:insideH w:val="none" w:color="auto" w:sz="0" w:space="0"/>
-            <w:insideV w:val="none" w:color="auto" w:sz="0" w:space="0"/>
-          </w:tblBorders>
-          <w:tblCellMar>
-            <w:top w:w="15" w:type="dxa"/>
-            <w:left w:w="15" w:type="dxa"/>
-            <w:bottom w:w="15" w:type="dxa"/>
-            <w:right w:w="15" w:type="dxa"/>
-          </w:tblCellMar>
-        </w:tblPrEx>
-        <w:tc>
-          <w:tcPr>
-            <w:tcW w:w="0" w:type="auto"/>
-            <w:shd w:val="clear" w:color="auto" w:fill="FFFFFF"/>
-            <w:tcMar>
-              <w:top w:w="150" w:type="dxa"/>
-              <w:left w:w="0" w:type="dxa"/>
-              <w:bottom w:w="150" w:type="dxa"/>
-              <w:right w:w="240" w:type="dxa"/>
-            </w:tcMar>
-            <w:vAlign w:val="center"/>
-          </w:tcPr>
-          <w:p>
-            <w:pPr>
-              <w:keepNext w:val="0"/>
-              <w:keepLines w:val="0"/>
-              <w:widowControl/>
-              <w:suppressLineNumbers w:val="0"/>
-              <w:spacing w:line="375" w:lineRule="atLeast"/>
-              <w:jc w:val="left"/>
-              <w:rPr>
-                <w:rFonts w:hint="default" w:ascii="Segoe UI" w:hAnsi="Segoe UI" w:eastAsia="Segoe UI" w:cs="Segoe UI"/>
-                <w:i w:val="0"/>
-                <w:iCs w:val="0"/>
-                <w:caps w:val="0"/>
-                <w:color w:val="0F1115"/>
-                <w:spacing w:val="0"/>
-                <w:sz w:val="22"/>
-                <w:szCs w:val="22"/>
-              </w:rPr>
-            </w:pPr>
-            <w:r>
-              <w:rPr>
-                <w:rFonts w:hint="default" w:ascii="Segoe UI" w:hAnsi="Segoe UI" w:eastAsia="Segoe UI" w:cs="Segoe UI"/>
-                <w:i w:val="0"/>
-                <w:iCs w:val="0"/>
-                <w:caps w:val="0"/>
-                <w:color w:val="0F1115"/>
-                <w:spacing w:val="0"/>
-                <w:kern w:val="0"/>
-                <w:sz w:val="22"/>
-                <w:szCs w:val="22"/>
-                <w:bdr w:val="none" w:color="auto" w:sz="0" w:space="0"/>
-                <w:lang w:val="en-US" w:eastAsia="zh-CN" w:bidi="ar"/>
-              </w:rPr>
-              <w:t>Total time</w:t>
-            </w:r>
-          </w:p>
-        </w:tc>
-        <w:tc>
-          <w:tcPr>
-            <w:tcW w:w="0" w:type="auto"/>
-            <w:shd w:val="clear" w:color="auto" w:fill="FFFFFF"/>
-            <w:tcMar>
-              <w:top w:w="150" w:type="dxa"/>
-              <w:left w:w="240" w:type="dxa"/>
-              <w:bottom w:w="150" w:type="dxa"/>
-              <w:right w:w="240" w:type="dxa"/>
-            </w:tcMar>
-            <w:vAlign w:val="center"/>
-          </w:tcPr>
-          <w:p>
-            <w:pPr>
-              <w:keepNext w:val="0"/>
-              <w:keepLines w:val="0"/>
-              <w:widowControl/>
-              <w:suppressLineNumbers w:val="0"/>
-              <w:spacing w:line="375" w:lineRule="atLeast"/>
-              <w:jc w:val="left"/>
-              <w:rPr>
-                <w:rFonts w:hint="default" w:ascii="Segoe UI" w:hAnsi="Segoe UI" w:eastAsia="Segoe UI" w:cs="Segoe UI"/>
-                <w:i w:val="0"/>
-                <w:iCs w:val="0"/>
-                <w:caps w:val="0"/>
-                <w:color w:val="0F1115"/>
-                <w:spacing w:val="0"/>
-                <w:sz w:val="22"/>
-                <w:szCs w:val="22"/>
-              </w:rPr>
-            </w:pPr>
-            <w:r>
-              <w:rPr>
-                <w:rFonts w:hint="default" w:ascii="Segoe UI" w:hAnsi="Segoe UI" w:eastAsia="Segoe UI" w:cs="Segoe UI"/>
-                <w:i w:val="0"/>
-                <w:iCs w:val="0"/>
-                <w:caps w:val="0"/>
-                <w:color w:val="0F1115"/>
-                <w:spacing w:val="0"/>
-                <w:kern w:val="0"/>
-                <w:sz w:val="22"/>
-                <w:szCs w:val="22"/>
-                <w:bdr w:val="none" w:color="auto" w:sz="0" w:space="0"/>
-                <w:lang w:val="en-US" w:eastAsia="zh-CN" w:bidi="ar"/>
-              </w:rPr>
-              <w:t>504 ms</w:t>
-            </w:r>
-          </w:p>
-        </w:tc>
-        <w:tc>
-          <w:tcPr>
-            <w:tcW w:w="0" w:type="auto"/>
-            <w:shd w:val="clear" w:color="auto" w:fill="FFFFFF"/>
-            <w:tcMar>
-              <w:top w:w="150" w:type="dxa"/>
-              <w:left w:w="240" w:type="dxa"/>
-              <w:bottom w:w="150" w:type="dxa"/>
-              <w:right w:w="240" w:type="dxa"/>
-            </w:tcMar>
-            <w:vAlign w:val="center"/>
-          </w:tcPr>
-          <w:p>
-            <w:pPr>
-              <w:keepNext w:val="0"/>
-              <w:keepLines w:val="0"/>
-              <w:widowControl/>
-              <w:suppressLineNumbers w:val="0"/>
-              <w:spacing w:line="375" w:lineRule="atLeast"/>
-              <w:jc w:val="left"/>
-              <w:rPr>
-                <w:rFonts w:hint="default" w:ascii="Segoe UI" w:hAnsi="Segoe UI" w:eastAsia="Segoe UI" w:cs="Segoe UI"/>
-                <w:i w:val="0"/>
-                <w:iCs w:val="0"/>
-                <w:caps w:val="0"/>
-                <w:color w:val="0F1115"/>
-                <w:spacing w:val="0"/>
-                <w:sz w:val="22"/>
-                <w:szCs w:val="22"/>
-              </w:rPr>
-            </w:pPr>
-            <w:r>
-              <w:rPr>
-                <w:rFonts w:hint="default" w:ascii="Segoe UI" w:hAnsi="Segoe UI" w:eastAsia="Segoe UI" w:cs="Segoe UI"/>
-                <w:i w:val="0"/>
-                <w:iCs w:val="0"/>
-                <w:caps w:val="0"/>
-                <w:color w:val="0F1115"/>
-                <w:spacing w:val="0"/>
-                <w:kern w:val="0"/>
-                <w:sz w:val="22"/>
-                <w:szCs w:val="22"/>
-                <w:bdr w:val="none" w:color="auto" w:sz="0" w:space="0"/>
-                <w:lang w:val="en-US" w:eastAsia="zh-CN" w:bidi="ar"/>
-              </w:rPr>
-              <w:t>96 ms</w:t>
-            </w:r>
-          </w:p>
-        </w:tc>
-        <w:tc>
-          <w:tcPr>
-            <w:tcW w:w="0" w:type="auto"/>
-            <w:shd w:val="clear" w:color="auto" w:fill="FFFFFF"/>
-            <w:tcMar>
-              <w:top w:w="150" w:type="dxa"/>
-              <w:left w:w="240" w:type="dxa"/>
-              <w:bottom w:w="150" w:type="dxa"/>
-              <w:right w:w="0" w:type="dxa"/>
-            </w:tcMar>
-            <w:vAlign w:val="center"/>
-          </w:tcPr>
-          <w:p>
-            <w:pPr>
-              <w:keepNext w:val="0"/>
-              <w:keepLines w:val="0"/>
-              <w:widowControl/>
-              <w:suppressLineNumbers w:val="0"/>
-              <w:spacing w:line="375" w:lineRule="atLeast"/>
-              <w:jc w:val="left"/>
-              <w:rPr>
-                <w:rFonts w:hint="default" w:ascii="Segoe UI" w:hAnsi="Segoe UI" w:eastAsia="Segoe UI" w:cs="Segoe UI"/>
-                <w:i w:val="0"/>
-                <w:iCs w:val="0"/>
-                <w:caps w:val="0"/>
-                <w:color w:val="0F1115"/>
-                <w:spacing w:val="0"/>
-                <w:sz w:val="22"/>
-                <w:szCs w:val="22"/>
-              </w:rPr>
-            </w:pPr>
-            <w:r>
-              <w:rPr>
-                <w:rFonts w:hint="default" w:ascii="Segoe UI" w:hAnsi="Segoe UI" w:eastAsia="Segoe UI" w:cs="Segoe UI"/>
-                <w:b/>
-                <w:bCs/>
-                <w:i w:val="0"/>
-                <w:iCs w:val="0"/>
-                <w:caps w:val="0"/>
-                <w:color w:val="0F1115"/>
-                <w:spacing w:val="0"/>
-                <w:kern w:val="0"/>
-                <w:sz w:val="22"/>
-                <w:szCs w:val="22"/>
-                <w:bdr w:val="none" w:color="auto" w:sz="0" w:space="0"/>
                 <w:lang w:val="en-US" w:eastAsia="zh-CN" w:bidi="ar"/>
               </w:rPr>
               <w:t>-81%</w:t>
@@ -1394,10 +1163,9 @@
                 <w:kern w:val="0"/>
                 <w:sz w:val="22"/>
                 <w:szCs w:val="22"/>
-                <w:bdr w:val="none" w:color="auto" w:sz="0" w:space="0"/>
                 <w:lang w:val="en-US" w:eastAsia="zh-CN" w:bidi="ar"/>
               </w:rPr>
-              <w:t>mul</w:t>
+              <w:t>Total time</w:t>
             </w:r>
           </w:p>
         </w:tc>
@@ -1443,10 +1211,9 @@
                 <w:kern w:val="0"/>
                 <w:sz w:val="22"/>
                 <w:szCs w:val="22"/>
-                <w:bdr w:val="none" w:color="auto" w:sz="0" w:space="0"/>
                 <w:lang w:val="en-US" w:eastAsia="zh-CN" w:bidi="ar"/>
               </w:rPr>
-              <w:t>282,429</w:t>
+              <w:t>504 ms</w:t>
             </w:r>
           </w:p>
         </w:tc>
@@ -1492,10 +1259,9 @@
                 <w:kern w:val="0"/>
                 <w:sz w:val="22"/>
                 <w:szCs w:val="22"/>
-                <w:bdr w:val="none" w:color="auto" w:sz="0" w:space="0"/>
                 <w:lang w:val="en-US" w:eastAsia="zh-CN" w:bidi="ar"/>
               </w:rPr>
-              <w:t>829</w:t>
+              <w:t>96 ms</w:t>
             </w:r>
           </w:p>
         </w:tc>
@@ -1543,10 +1309,9 @@
                 <w:kern w:val="0"/>
                 <w:sz w:val="22"/>
                 <w:szCs w:val="22"/>
-                <w:bdr w:val="none" w:color="auto" w:sz="0" w:space="0"/>
                 <w:lang w:val="en-US" w:eastAsia="zh-CN" w:bidi="ar"/>
               </w:rPr>
-              <w:t>-99.7%</w:t>
+              <w:t>-81%</w:t>
             </w:r>
           </w:p>
         </w:tc>
@@ -1561,6 +1326,7 @@
             <w:insideH w:val="none" w:color="auto" w:sz="0" w:space="0"/>
             <w:insideV w:val="none" w:color="auto" w:sz="0" w:space="0"/>
           </w:tblBorders>
+          <w:shd w:val="clear" w:color="auto" w:fill="FFFFFF"/>
           <w:tblCellMar>
             <w:top w:w="15" w:type="dxa"/>
             <w:left w:w="15" w:type="dxa"/>
@@ -1610,10 +1376,9 @@
                 <w:kern w:val="0"/>
                 <w:sz w:val="22"/>
                 <w:szCs w:val="22"/>
-                <w:bdr w:val="none" w:color="auto" w:sz="0" w:space="0"/>
                 <w:lang w:val="en-US" w:eastAsia="zh-CN" w:bidi="ar"/>
               </w:rPr>
-              <w:t>load</w:t>
+              <w:t>mul</w:t>
             </w:r>
           </w:p>
         </w:tc>
@@ -1659,10 +1424,9 @@
                 <w:kern w:val="0"/>
                 <w:sz w:val="22"/>
                 <w:szCs w:val="22"/>
-                <w:bdr w:val="none" w:color="auto" w:sz="0" w:space="0"/>
                 <w:lang w:val="en-US" w:eastAsia="zh-CN" w:bidi="ar"/>
               </w:rPr>
-              <w:t>639,234</w:t>
+              <w:t>282,429</w:t>
             </w:r>
           </w:p>
         </w:tc>
@@ -1708,10 +1472,9 @@
                 <w:kern w:val="0"/>
                 <w:sz w:val="22"/>
                 <w:szCs w:val="22"/>
-                <w:bdr w:val="none" w:color="auto" w:sz="0" w:space="0"/>
                 <w:lang w:val="en-US" w:eastAsia="zh-CN" w:bidi="ar"/>
               </w:rPr>
-              <w:t>179,109</w:t>
+              <w:t>829</w:t>
             </w:r>
           </w:p>
         </w:tc>
@@ -1749,6 +1512,8 @@
             <w:r>
               <w:rPr>
                 <w:rFonts w:hint="default" w:ascii="Segoe UI" w:hAnsi="Segoe UI" w:eastAsia="Segoe UI" w:cs="Segoe UI"/>
+                <w:b/>
+                <w:bCs/>
                 <w:i w:val="0"/>
                 <w:iCs w:val="0"/>
                 <w:caps w:val="0"/>
@@ -1757,10 +1522,9 @@
                 <w:kern w:val="0"/>
                 <w:sz w:val="22"/>
                 <w:szCs w:val="22"/>
-                <w:bdr w:val="none" w:color="auto" w:sz="0" w:space="0"/>
                 <w:lang w:val="en-US" w:eastAsia="zh-CN" w:bidi="ar"/>
               </w:rPr>
-              <w:t>-72%</w:t>
+              <w:t>-99.7%</w:t>
             </w:r>
           </w:p>
         </w:tc>
@@ -1775,6 +1539,7 @@
             <w:insideH w:val="none" w:color="auto" w:sz="0" w:space="0"/>
             <w:insideV w:val="none" w:color="auto" w:sz="0" w:space="0"/>
           </w:tblBorders>
+          <w:shd w:val="clear" w:color="auto" w:fill="FFFFFF"/>
           <w:tblCellMar>
             <w:top w:w="15" w:type="dxa"/>
             <w:left w:w="15" w:type="dxa"/>
@@ -1824,10 +1589,9 @@
                 <w:kern w:val="0"/>
                 <w:sz w:val="22"/>
                 <w:szCs w:val="22"/>
-                <w:bdr w:val="none" w:color="auto" w:sz="0" w:space="0"/>
                 <w:lang w:val="en-US" w:eastAsia="zh-CN" w:bidi="ar"/>
               </w:rPr>
-              <w:t>store</w:t>
+              <w:t>load</w:t>
             </w:r>
           </w:p>
         </w:tc>
@@ -1873,10 +1637,9 @@
                 <w:kern w:val="0"/>
                 <w:sz w:val="22"/>
                 <w:szCs w:val="22"/>
-                <w:bdr w:val="none" w:color="auto" w:sz="0" w:space="0"/>
                 <w:lang w:val="en-US" w:eastAsia="zh-CN" w:bidi="ar"/>
               </w:rPr>
-              <w:t>66,842</w:t>
+              <w:t>639,234</w:t>
             </w:r>
           </w:p>
         </w:tc>
@@ -1922,10 +1685,9 @@
                 <w:kern w:val="0"/>
                 <w:sz w:val="22"/>
                 <w:szCs w:val="22"/>
-                <w:bdr w:val="none" w:color="auto" w:sz="0" w:space="0"/>
                 <w:lang w:val="en-US" w:eastAsia="zh-CN" w:bidi="ar"/>
               </w:rPr>
-              <w:t>128,768</w:t>
+              <w:t>179,109</w:t>
             </w:r>
           </w:p>
         </w:tc>
@@ -1963,8 +1725,6 @@
             <w:r>
               <w:rPr>
                 <w:rFonts w:hint="default" w:ascii="Segoe UI" w:hAnsi="Segoe UI" w:eastAsia="Segoe UI" w:cs="Segoe UI"/>
-                <w:b/>
-                <w:bCs/>
                 <w:i w:val="0"/>
                 <w:iCs w:val="0"/>
                 <w:caps w:val="0"/>
@@ -1973,10 +1733,9 @@
                 <w:kern w:val="0"/>
                 <w:sz w:val="22"/>
                 <w:szCs w:val="22"/>
-                <w:bdr w:val="none" w:color="auto" w:sz="0" w:space="0"/>
                 <w:lang w:val="en-US" w:eastAsia="zh-CN" w:bidi="ar"/>
               </w:rPr>
-              <w:t>+93%</w:t>
+              <w:t>-72%</w:t>
             </w:r>
           </w:p>
         </w:tc>
@@ -1991,6 +1750,7 @@
             <w:insideH w:val="none" w:color="auto" w:sz="0" w:space="0"/>
             <w:insideV w:val="none" w:color="auto" w:sz="0" w:space="0"/>
           </w:tblBorders>
+          <w:shd w:val="clear" w:color="auto" w:fill="FFFFFF"/>
           <w:tblCellMar>
             <w:top w:w="15" w:type="dxa"/>
             <w:left w:w="15" w:type="dxa"/>
@@ -2040,7 +1800,219 @@
                 <w:kern w:val="0"/>
                 <w:sz w:val="22"/>
                 <w:szCs w:val="22"/>
-                <w:bdr w:val="none" w:color="auto" w:sz="0" w:space="0"/>
+                <w:lang w:val="en-US" w:eastAsia="zh-CN" w:bidi="ar"/>
+              </w:rPr>
+              <w:t>store</w:t>
+            </w:r>
+          </w:p>
+        </w:tc>
+        <w:tc>
+          <w:tcPr>
+            <w:tcW w:w="0" w:type="auto"/>
+            <w:shd w:val="clear" w:color="auto" w:fill="FFFFFF"/>
+            <w:tcMar>
+              <w:top w:w="150" w:type="dxa"/>
+              <w:left w:w="240" w:type="dxa"/>
+              <w:bottom w:w="150" w:type="dxa"/>
+              <w:right w:w="240" w:type="dxa"/>
+            </w:tcMar>
+            <w:vAlign w:val="center"/>
+          </w:tcPr>
+          <w:p>
+            <w:pPr>
+              <w:keepNext w:val="0"/>
+              <w:keepLines w:val="0"/>
+              <w:widowControl/>
+              <w:suppressLineNumbers w:val="0"/>
+              <w:spacing w:line="375" w:lineRule="atLeast"/>
+              <w:jc w:val="left"/>
+              <w:rPr>
+                <w:rFonts w:hint="default" w:ascii="Segoe UI" w:hAnsi="Segoe UI" w:eastAsia="Segoe UI" w:cs="Segoe UI"/>
+                <w:i w:val="0"/>
+                <w:iCs w:val="0"/>
+                <w:caps w:val="0"/>
+                <w:color w:val="0F1115"/>
+                <w:spacing w:val="0"/>
+                <w:sz w:val="22"/>
+                <w:szCs w:val="22"/>
+              </w:rPr>
+            </w:pPr>
+            <w:r>
+              <w:rPr>
+                <w:rFonts w:hint="default" w:ascii="Segoe UI" w:hAnsi="Segoe UI" w:eastAsia="Segoe UI" w:cs="Segoe UI"/>
+                <w:i w:val="0"/>
+                <w:iCs w:val="0"/>
+                <w:caps w:val="0"/>
+                <w:color w:val="0F1115"/>
+                <w:spacing w:val="0"/>
+                <w:kern w:val="0"/>
+                <w:sz w:val="22"/>
+                <w:szCs w:val="22"/>
+                <w:lang w:val="en-US" w:eastAsia="zh-CN" w:bidi="ar"/>
+              </w:rPr>
+              <w:t>66,842</w:t>
+            </w:r>
+          </w:p>
+        </w:tc>
+        <w:tc>
+          <w:tcPr>
+            <w:tcW w:w="0" w:type="auto"/>
+            <w:shd w:val="clear" w:color="auto" w:fill="FFFFFF"/>
+            <w:tcMar>
+              <w:top w:w="150" w:type="dxa"/>
+              <w:left w:w="240" w:type="dxa"/>
+              <w:bottom w:w="150" w:type="dxa"/>
+              <w:right w:w="240" w:type="dxa"/>
+            </w:tcMar>
+            <w:vAlign w:val="center"/>
+          </w:tcPr>
+          <w:p>
+            <w:pPr>
+              <w:keepNext w:val="0"/>
+              <w:keepLines w:val="0"/>
+              <w:widowControl/>
+              <w:suppressLineNumbers w:val="0"/>
+              <w:spacing w:line="375" w:lineRule="atLeast"/>
+              <w:jc w:val="left"/>
+              <w:rPr>
+                <w:rFonts w:hint="default" w:ascii="Segoe UI" w:hAnsi="Segoe UI" w:eastAsia="Segoe UI" w:cs="Segoe UI"/>
+                <w:i w:val="0"/>
+                <w:iCs w:val="0"/>
+                <w:caps w:val="0"/>
+                <w:color w:val="0F1115"/>
+                <w:spacing w:val="0"/>
+                <w:sz w:val="22"/>
+                <w:szCs w:val="22"/>
+              </w:rPr>
+            </w:pPr>
+            <w:r>
+              <w:rPr>
+                <w:rFonts w:hint="default" w:ascii="Segoe UI" w:hAnsi="Segoe UI" w:eastAsia="Segoe UI" w:cs="Segoe UI"/>
+                <w:i w:val="0"/>
+                <w:iCs w:val="0"/>
+                <w:caps w:val="0"/>
+                <w:color w:val="0F1115"/>
+                <w:spacing w:val="0"/>
+                <w:kern w:val="0"/>
+                <w:sz w:val="22"/>
+                <w:szCs w:val="22"/>
+                <w:lang w:val="en-US" w:eastAsia="zh-CN" w:bidi="ar"/>
+              </w:rPr>
+              <w:t>128,768</w:t>
+            </w:r>
+          </w:p>
+        </w:tc>
+        <w:tc>
+          <w:tcPr>
+            <w:tcW w:w="0" w:type="auto"/>
+            <w:shd w:val="clear" w:color="auto" w:fill="FFFFFF"/>
+            <w:tcMar>
+              <w:top w:w="150" w:type="dxa"/>
+              <w:left w:w="240" w:type="dxa"/>
+              <w:bottom w:w="150" w:type="dxa"/>
+              <w:right w:w="0" w:type="dxa"/>
+            </w:tcMar>
+            <w:vAlign w:val="center"/>
+          </w:tcPr>
+          <w:p>
+            <w:pPr>
+              <w:keepNext w:val="0"/>
+              <w:keepLines w:val="0"/>
+              <w:widowControl/>
+              <w:suppressLineNumbers w:val="0"/>
+              <w:spacing w:line="375" w:lineRule="atLeast"/>
+              <w:jc w:val="left"/>
+              <w:rPr>
+                <w:rFonts w:hint="default" w:ascii="Segoe UI" w:hAnsi="Segoe UI" w:eastAsia="Segoe UI" w:cs="Segoe UI"/>
+                <w:i w:val="0"/>
+                <w:iCs w:val="0"/>
+                <w:caps w:val="0"/>
+                <w:color w:val="0F1115"/>
+                <w:spacing w:val="0"/>
+                <w:sz w:val="22"/>
+                <w:szCs w:val="22"/>
+              </w:rPr>
+            </w:pPr>
+            <w:r>
+              <w:rPr>
+                <w:rFonts w:hint="default" w:ascii="Segoe UI" w:hAnsi="Segoe UI" w:eastAsia="Segoe UI" w:cs="Segoe UI"/>
+                <w:b/>
+                <w:bCs/>
+                <w:i w:val="0"/>
+                <w:iCs w:val="0"/>
+                <w:caps w:val="0"/>
+                <w:color w:val="0F1115"/>
+                <w:spacing w:val="0"/>
+                <w:kern w:val="0"/>
+                <w:sz w:val="22"/>
+                <w:szCs w:val="22"/>
+                <w:lang w:val="en-US" w:eastAsia="zh-CN" w:bidi="ar"/>
+              </w:rPr>
+              <w:t>+93%</w:t>
+            </w:r>
+          </w:p>
+        </w:tc>
+      </w:tr>
+      <w:tr>
+        <w:tblPrEx>
+          <w:tblBorders>
+            <w:top w:val="none" w:color="auto" w:sz="0" w:space="0"/>
+            <w:left w:val="none" w:color="auto" w:sz="0" w:space="0"/>
+            <w:bottom w:val="none" w:color="auto" w:sz="0" w:space="0"/>
+            <w:right w:val="none" w:color="auto" w:sz="0" w:space="0"/>
+            <w:insideH w:val="none" w:color="auto" w:sz="0" w:space="0"/>
+            <w:insideV w:val="none" w:color="auto" w:sz="0" w:space="0"/>
+          </w:tblBorders>
+          <w:shd w:val="clear" w:color="auto" w:fill="FFFFFF"/>
+          <w:tblCellMar>
+            <w:top w:w="15" w:type="dxa"/>
+            <w:left w:w="15" w:type="dxa"/>
+            <w:bottom w:w="15" w:type="dxa"/>
+            <w:right w:w="15" w:type="dxa"/>
+          </w:tblCellMar>
+        </w:tblPrEx>
+        <w:tc>
+          <w:tcPr>
+            <w:tcW w:w="0" w:type="auto"/>
+            <w:shd w:val="clear" w:color="auto" w:fill="FFFFFF"/>
+            <w:tcMar>
+              <w:top w:w="150" w:type="dxa"/>
+              <w:left w:w="0" w:type="dxa"/>
+              <w:bottom w:w="150" w:type="dxa"/>
+              <w:right w:w="240" w:type="dxa"/>
+            </w:tcMar>
+            <w:vAlign w:val="center"/>
+          </w:tcPr>
+          <w:p>
+            <w:pPr>
+              <w:keepNext w:val="0"/>
+              <w:keepLines w:val="0"/>
+              <w:widowControl/>
+              <w:suppressLineNumbers w:val="0"/>
+              <w:spacing w:line="375" w:lineRule="atLeast"/>
+              <w:jc w:val="left"/>
+              <w:rPr>
+                <w:rFonts w:hint="default" w:ascii="Segoe UI" w:hAnsi="Segoe UI" w:eastAsia="Segoe UI" w:cs="Segoe UI"/>
+                <w:i w:val="0"/>
+                <w:iCs w:val="0"/>
+                <w:caps w:val="0"/>
+                <w:color w:val="0F1115"/>
+                <w:spacing w:val="0"/>
+                <w:sz w:val="22"/>
+                <w:szCs w:val="22"/>
+              </w:rPr>
+            </w:pPr>
+            <w:r>
+              <w:rPr>
+                <w:rFonts w:hint="default" w:ascii="Segoe UI" w:hAnsi="Segoe UI" w:eastAsia="Segoe UI" w:cs="Segoe UI"/>
+                <w:i w:val="0"/>
+                <w:iCs w:val="0"/>
+                <w:caps w:val="0"/>
+                <w:color w:val="0F1115"/>
+                <w:spacing w:val="0"/>
+                <w:kern w:val="0"/>
+                <w:sz w:val="22"/>
+                <w:szCs w:val="22"/>
                 <w:lang w:val="en-US" w:eastAsia="zh-CN" w:bidi="ar"/>
               </w:rPr>
               <w:t>stall</w:t>
@@ -2089,7 +2061,6 @@
                 <w:kern w:val="0"/>
                 <w:sz w:val="22"/>
                 <w:szCs w:val="22"/>
-                <w:bdr w:val="none" w:color="auto" w:sz="0" w:space="0"/>
                 <w:lang w:val="en-US" w:eastAsia="zh-CN" w:bidi="ar"/>
               </w:rPr>
               <w:t>499,400</w:t>
@@ -2138,7 +2109,6 @@
                 <w:kern w:val="0"/>
                 <w:sz w:val="22"/>
                 <w:szCs w:val="22"/>
-                <w:bdr w:val="none" w:color="auto" w:sz="0" w:space="0"/>
                 <w:lang w:val="en-US" w:eastAsia="zh-CN" w:bidi="ar"/>
               </w:rPr>
               <w:t>866,896</w:t>
@@ -2189,7 +2159,6 @@
                 <w:kern w:val="0"/>
                 <w:sz w:val="22"/>
                 <w:szCs w:val="22"/>
-                <w:bdr w:val="none" w:color="auto" w:sz="0" w:space="0"/>
                 <w:lang w:val="en-US" w:eastAsia="zh-CN" w:bidi="ar"/>
               </w:rPr>
               <w:t>+74%</w:t>
@@ -2237,6 +2206,7 @@
             <w:insideH w:val="none" w:color="auto" w:sz="0" w:space="0"/>
             <w:insideV w:val="none" w:color="auto" w:sz="0" w:space="0"/>
           </w:tblBorders>
+          <w:shd w:val="clear" w:color="auto" w:fill="FFFFFF"/>
           <w:tblCellMar>
             <w:top w:w="15" w:type="dxa"/>
             <w:left w:w="15" w:type="dxa"/>
@@ -2412,6 +2382,7 @@
             <w:insideH w:val="none" w:color="auto" w:sz="0" w:space="0"/>
             <w:insideV w:val="none" w:color="auto" w:sz="0" w:space="0"/>
           </w:tblBorders>
+          <w:shd w:val="clear" w:color="auto" w:fill="FFFFFF"/>
           <w:tblCellMar>
             <w:top w:w="15" w:type="dxa"/>
             <w:left w:w="15" w:type="dxa"/>
@@ -2611,6 +2582,7 @@
             <w:insideH w:val="none" w:color="auto" w:sz="0" w:space="0"/>
             <w:insideV w:val="none" w:color="auto" w:sz="0" w:space="0"/>
           </w:tblBorders>
+          <w:shd w:val="clear" w:color="auto" w:fill="FFFFFF"/>
           <w:tblCellMar>
             <w:top w:w="15" w:type="dxa"/>
             <w:left w:w="15" w:type="dxa"/>
@@ -2816,6 +2788,211 @@
           <w:lang w:val="en-US" w:eastAsia="zh-CN"/>
         </w:rPr>
       </w:pPr>
+    </w:p>
+    <w:p>
+      <w:pPr>
+        <w:rPr>
+          <w:rFonts w:hint="default"/>
+          <w:sz w:val="36"/>
+          <w:szCs w:val="36"/>
+          <w:lang w:val="en-US" w:eastAsia="zh-CN"/>
+        </w:rPr>
+      </w:pPr>
+      <w:r>
+        <w:rPr>
+          <w:rFonts w:hint="eastAsia"/>
+          <w:sz w:val="36"/>
+          <w:szCs w:val="36"/>
+          <w:lang w:val="en-US" w:eastAsia="zh-CN"/>
+        </w:rPr>
+        <w:t>把权重放到BRAM</w:t>
+      </w:r>
+    </w:p>
+    <w:p>
+      <w:pPr>
+        <w:rPr>
+          <w:rFonts w:hint="default"/>
+          <w:lang w:val="en-US" w:eastAsia="zh-CN"/>
+        </w:rPr>
+      </w:pPr>
+      <w:r>
+        <w:rPr>
+          <w:rFonts w:hint="default"/>
+          <w:lang w:val="en-US" w:eastAsia="zh-CN"/>
+        </w:rPr>
+        <w:t>===== Benchmark Result =====</w:t>
+      </w:r>
+    </w:p>
+    <w:p>
+      <w:pPr>
+        <w:rPr>
+          <w:rFonts w:hint="default"/>
+          <w:lang w:val="en-US" w:eastAsia="zh-CN"/>
+        </w:rPr>
+      </w:pPr>
+      <w:r>
+        <w:rPr>
+          <w:rFonts w:hint="default"/>
+          <w:lang w:val="en-US" w:eastAsia="zh-CN"/>
+        </w:rPr>
+        <w:t>Total cycles: 865337</w:t>
+      </w:r>
+    </w:p>
+    <w:p>
+      <w:pPr>
+        <w:rPr>
+          <w:rFonts w:hint="default"/>
+          <w:lang w:val="en-US" w:eastAsia="zh-CN"/>
+        </w:rPr>
+      </w:pPr>
+      <w:r>
+        <w:rPr>
+          <w:rFonts w:hint="default"/>
+          <w:lang w:val="en-US" w:eastAsia="zh-CN"/>
+        </w:rPr>
+        <w:t>Total mul num: 799</w:t>
+      </w:r>
+    </w:p>
+    <w:p>
+      <w:pPr>
+        <w:rPr>
+          <w:rFonts w:hint="default"/>
+          <w:lang w:val="en-US" w:eastAsia="zh-CN"/>
+        </w:rPr>
+      </w:pPr>
+      <w:r>
+        <w:rPr>
+          <w:rFonts w:hint="default"/>
+          <w:lang w:val="en-US" w:eastAsia="zh-CN"/>
+        </w:rPr>
+        <w:t>Total load num: 99680</w:t>
+      </w:r>
+    </w:p>
+    <w:p>
+      <w:pPr>
+        <w:rPr>
+          <w:rFonts w:hint="default"/>
+          <w:lang w:val="en-US" w:eastAsia="zh-CN"/>
+        </w:rPr>
+      </w:pPr>
+      <w:r>
+        <w:rPr>
+          <w:rFonts w:hint="default"/>
+          <w:lang w:val="en-US" w:eastAsia="zh-CN"/>
+        </w:rPr>
+        <w:t>Total store num: 38919</w:t>
+      </w:r>
+    </w:p>
+    <w:p>
+      <w:pPr>
+        <w:rPr>
+          <w:rFonts w:hint="default"/>
+          <w:lang w:val="en-US" w:eastAsia="zh-CN"/>
+        </w:rPr>
+      </w:pPr>
+      <w:r>
+        <w:rPr>
+          <w:rFonts w:hint="default"/>
+          <w:lang w:val="en-US" w:eastAsia="zh-CN"/>
+        </w:rPr>
+        <w:t>Total stall num: 487448</w:t>
+      </w:r>
+    </w:p>
+    <w:p>
+      <w:pPr>
+        <w:rPr>
+          <w:rFonts w:hint="default"/>
+          <w:lang w:val="en-US" w:eastAsia="zh-CN"/>
+        </w:rPr>
+      </w:pPr>
+      <w:r>
+        <w:rPr>
+          <w:rFonts w:hint="default"/>
+          <w:lang w:val="en-US" w:eastAsia="zh-CN"/>
+        </w:rPr>
+        <w:t>CPU Frequency: 15937372 Hz</w:t>
+      </w:r>
+    </w:p>
+    <w:p>
+      <w:pPr>
+        <w:rPr>
+          <w:rFonts w:hint="default"/>
+          <w:lang w:val="en-US" w:eastAsia="zh-CN"/>
+        </w:rPr>
+      </w:pPr>
+      <w:r>
+        <w:rPr>
+          <w:rFonts w:hint="default"/>
+          <w:lang w:val="en-US" w:eastAsia="zh-CN"/>
+        </w:rPr>
+        <w:t>Total time: 54 ms</w:t>
+      </w:r>
+    </w:p>
+    <w:p>
+      <w:pPr>
+        <w:rPr>
+          <w:rFonts w:hint="default"/>
+          <w:lang w:val="en-US" w:eastAsia="zh-CN"/>
+        </w:rPr>
+      </w:pPr>
+      <w:r>
+        <w:rPr>
+          <w:rFonts w:hint="default"/>
+          <w:lang w:val="en-US" w:eastAsia="zh-CN"/>
+        </w:rPr>
+        <w:t>===== Benchmark Done =====</w:t>
+      </w:r>
+    </w:p>
+    <w:p>
+      <w:pPr>
+        <w:rPr>
+          <w:rFonts w:hint="default"/>
+          <w:lang w:val="en-US" w:eastAsia="zh-CN"/>
+        </w:rPr>
+      </w:pPr>
+      <w:r>
+        <w:drawing>
+          <wp:inline distT="0" distB="0" distL="114300" distR="114300">
+            <wp:extent cx="4229100" cy="3181350"/>
+            <wp:effectExtent l="0" t="0" r="0" b="0"/>
+            <wp:docPr id="3" name="图片 1"/>
+            <wp:cNvGraphicFramePr>
+              <a:graphicFrameLocks xmlns:a="http://schemas.openxmlformats.org/drawingml/2006/main" noChangeAspect="1"/>
+            </wp:cNvGraphicFramePr>
+            <a:graphic xmlns:a="http://schemas.openxmlformats.org/drawingml/2006/main">
+              <a:graphicData uri="http://schemas.openxmlformats.org/drawingml/2006/picture">
+                <pic:pic xmlns:pic="http://schemas.openxmlformats.org/drawingml/2006/picture">
+                  <pic:nvPicPr>
+                    <pic:cNvPr id="3" name="图片 1"/>
+                    <pic:cNvPicPr>
+                      <a:picLocks noChangeAspect="1"/>
+                    </pic:cNvPicPr>
+                  </pic:nvPicPr>
+                  <pic:blipFill>
+                    <a:blip r:embed="rId5"/>
+                    <a:stretch>
+                      <a:fillRect/>
+                    </a:stretch>
+                  </pic:blipFill>
+                  <pic:spPr>
+                    <a:xfrm>
+                      <a:off x="0" y="0"/>
+                      <a:ext cx="4229100" cy="3181350"/>
+                    </a:xfrm>
+                    <a:prstGeom prst="rect">
+                      <a:avLst/>
+                    </a:prstGeom>
+                    <a:noFill/>
+                    <a:ln>
+                      <a:noFill/>
+                    </a:ln>
+                  </pic:spPr>
+                </pic:pic>
+              </a:graphicData>
+            </a:graphic>
+          </wp:inline>
+        </w:drawing>
+      </w:r>
     </w:p>
     <w:p>
       <w:pPr>

--- a/测试数据/数据.docx
+++ b/测试数据/数据.docx
@@ -364,7 +364,6 @@
           <w:lang w:val="en-US" w:eastAsia="zh-CN"/>
         </w:rPr>
       </w:pPr>
-      <w:bookmarkStart w:id="0" w:name="_GoBack"/>
       <w:r>
         <w:rPr>
           <w:rFonts w:hint="default"/>
@@ -493,7 +492,6 @@
         <w:t>===== Benchmark Done =====</w:t>
       </w:r>
     </w:p>
-    <w:bookmarkEnd w:id="0"/>
     <w:p>
       <w:pPr>
         <w:rPr>
@@ -675,12 +673,6 @@
             <w:insideV w:val="none" w:color="auto" w:sz="0" w:space="0"/>
           </w:tblBorders>
           <w:shd w:val="clear" w:color="auto" w:fill="FFFFFF"/>
-          <w:tblCellMar>
-            <w:top w:w="15" w:type="dxa"/>
-            <w:left w:w="15" w:type="dxa"/>
-            <w:bottom w:w="15" w:type="dxa"/>
-            <w:right w:w="15" w:type="dxa"/>
-          </w:tblCellMar>
         </w:tblPrEx>
         <w:trPr>
           <w:tblHeader/>
@@ -1113,7 +1105,6 @@
             <w:insideH w:val="none" w:color="auto" w:sz="0" w:space="0"/>
             <w:insideV w:val="none" w:color="auto" w:sz="0" w:space="0"/>
           </w:tblBorders>
-          <w:shd w:val="clear" w:color="auto" w:fill="FFFFFF"/>
           <w:tblCellMar>
             <w:top w:w="15" w:type="dxa"/>
             <w:left w:w="15" w:type="dxa"/>
@@ -1326,7 +1317,6 @@
             <w:insideH w:val="none" w:color="auto" w:sz="0" w:space="0"/>
             <w:insideV w:val="none" w:color="auto" w:sz="0" w:space="0"/>
           </w:tblBorders>
-          <w:shd w:val="clear" w:color="auto" w:fill="FFFFFF"/>
           <w:tblCellMar>
             <w:top w:w="15" w:type="dxa"/>
             <w:left w:w="15" w:type="dxa"/>
@@ -1963,7 +1953,6 @@
             <w:insideH w:val="none" w:color="auto" w:sz="0" w:space="0"/>
             <w:insideV w:val="none" w:color="auto" w:sz="0" w:space="0"/>
           </w:tblBorders>
-          <w:shd w:val="clear" w:color="auto" w:fill="FFFFFF"/>
           <w:tblCellMar>
             <w:top w:w="15" w:type="dxa"/>
             <w:left w:w="15" w:type="dxa"/>
@@ -2382,7 +2371,6 @@
             <w:insideH w:val="none" w:color="auto" w:sz="0" w:space="0"/>
             <w:insideV w:val="none" w:color="auto" w:sz="0" w:space="0"/>
           </w:tblBorders>
-          <w:shd w:val="clear" w:color="auto" w:fill="FFFFFF"/>
           <w:tblCellMar>
             <w:top w:w="15" w:type="dxa"/>
             <w:left w:w="15" w:type="dxa"/>
@@ -2582,7 +2570,6 @@
             <w:insideH w:val="none" w:color="auto" w:sz="0" w:space="0"/>
             <w:insideV w:val="none" w:color="auto" w:sz="0" w:space="0"/>
           </w:tblBorders>
-          <w:shd w:val="clear" w:color="auto" w:fill="FFFFFF"/>
           <w:tblCellMar>
             <w:top w:w="15" w:type="dxa"/>
             <w:left w:w="15" w:type="dxa"/>
@@ -2792,19 +2779,19 @@
     <w:p>
       <w:pPr>
         <w:rPr>
-          <w:rFonts w:hint="default"/>
-          <w:sz w:val="36"/>
-          <w:szCs w:val="36"/>
-          <w:lang w:val="en-US" w:eastAsia="zh-CN"/>
-        </w:rPr>
-      </w:pPr>
-      <w:r>
-        <w:rPr>
           <w:rFonts w:hint="eastAsia"/>
           <w:sz w:val="36"/>
           <w:szCs w:val="36"/>
           <w:lang w:val="en-US" w:eastAsia="zh-CN"/>
         </w:rPr>
+      </w:pPr>
+      <w:r>
+        <w:rPr>
+          <w:rFonts w:hint="eastAsia"/>
+          <w:sz w:val="36"/>
+          <w:szCs w:val="36"/>
+          <w:lang w:val="en-US" w:eastAsia="zh-CN"/>
+        </w:rPr>
         <w:t>把权重放到BRAM</w:t>
       </w:r>
     </w:p>
@@ -2835,67 +2822,280 @@
           <w:rFonts w:hint="default"/>
           <w:lang w:val="en-US" w:eastAsia="zh-CN"/>
         </w:rPr>
-        <w:t>Total cycles: 865337</w:t>
-      </w:r>
-    </w:p>
-    <w:p>
-      <w:pPr>
-        <w:rPr>
-          <w:rFonts w:hint="default"/>
-          <w:lang w:val="en-US" w:eastAsia="zh-CN"/>
-        </w:rPr>
-      </w:pPr>
-      <w:r>
-        <w:rPr>
-          <w:rFonts w:hint="default"/>
-          <w:lang w:val="en-US" w:eastAsia="zh-CN"/>
-        </w:rPr>
-        <w:t>Total mul num: 799</w:t>
-      </w:r>
-    </w:p>
-    <w:p>
-      <w:pPr>
-        <w:rPr>
-          <w:rFonts w:hint="default"/>
-          <w:lang w:val="en-US" w:eastAsia="zh-CN"/>
-        </w:rPr>
-      </w:pPr>
-      <w:r>
-        <w:rPr>
-          <w:rFonts w:hint="default"/>
-          <w:lang w:val="en-US" w:eastAsia="zh-CN"/>
-        </w:rPr>
-        <w:t>Total load num: 99680</w:t>
-      </w:r>
-    </w:p>
-    <w:p>
-      <w:pPr>
-        <w:rPr>
-          <w:rFonts w:hint="default"/>
-          <w:lang w:val="en-US" w:eastAsia="zh-CN"/>
-        </w:rPr>
-      </w:pPr>
-      <w:r>
-        <w:rPr>
-          <w:rFonts w:hint="default"/>
-          <w:lang w:val="en-US" w:eastAsia="zh-CN"/>
-        </w:rPr>
-        <w:t>Total store num: 38919</w:t>
-      </w:r>
-    </w:p>
-    <w:p>
-      <w:pPr>
-        <w:rPr>
-          <w:rFonts w:hint="default"/>
-          <w:lang w:val="en-US" w:eastAsia="zh-CN"/>
-        </w:rPr>
-      </w:pPr>
-      <w:r>
-        <w:rPr>
-          <w:rFonts w:hint="default"/>
-          <w:lang w:val="en-US" w:eastAsia="zh-CN"/>
-        </w:rPr>
-        <w:t>Total stall num: 487448</w:t>
+        <w:t>Total cycles: 783416</w:t>
+      </w:r>
+    </w:p>
+    <w:p>
+      <w:pPr>
+        <w:rPr>
+          <w:rFonts w:hint="default"/>
+          <w:lang w:val="en-US" w:eastAsia="zh-CN"/>
+        </w:rPr>
+      </w:pPr>
+      <w:r>
+        <w:rPr>
+          <w:rFonts w:hint="default"/>
+          <w:lang w:val="en-US" w:eastAsia="zh-CN"/>
+        </w:rPr>
+        <w:t>PMU MAC=73514 WLOAD=73514 XLOAD=2108 BUBBLE=4480 TOTAL=82907 AXIWR=7068</w:t>
+      </w:r>
+    </w:p>
+    <w:p>
+      <w:pPr>
+        <w:rPr>
+          <w:rFonts w:hint="default"/>
+          <w:lang w:val="en-US" w:eastAsia="zh-CN"/>
+        </w:rPr>
+      </w:pPr>
+      <w:r>
+        <w:rPr>
+          <w:rFonts w:hint="default"/>
+          <w:lang w:val="en-US" w:eastAsia="zh-CN"/>
+        </w:rPr>
+        <w:t>Total mul num: 10</w:t>
+      </w:r>
+    </w:p>
+    <w:p>
+      <w:pPr>
+        <w:rPr>
+          <w:rFonts w:hint="default"/>
+          <w:lang w:val="en-US" w:eastAsia="zh-CN"/>
+        </w:rPr>
+      </w:pPr>
+      <w:r>
+        <w:rPr>
+          <w:rFonts w:hint="default"/>
+          <w:lang w:val="en-US" w:eastAsia="zh-CN"/>
+        </w:rPr>
+        <w:t>Total load num: 24968</w:t>
+      </w:r>
+    </w:p>
+    <w:p>
+      <w:pPr>
+        <w:rPr>
+          <w:rFonts w:hint="default"/>
+          <w:lang w:val="en-US" w:eastAsia="zh-CN"/>
+        </w:rPr>
+      </w:pPr>
+      <w:r>
+        <w:rPr>
+          <w:rFonts w:hint="default"/>
+          <w:lang w:val="en-US" w:eastAsia="zh-CN"/>
+        </w:rPr>
+        <w:t>Total store num: 18790</w:t>
+      </w:r>
+    </w:p>
+    <w:p>
+      <w:pPr>
+        <w:rPr>
+          <w:rFonts w:hint="default"/>
+          <w:lang w:val="en-US" w:eastAsia="zh-CN"/>
+        </w:rPr>
+      </w:pPr>
+      <w:r>
+        <w:rPr>
+          <w:rFonts w:hint="default"/>
+          <w:lang w:val="en-US" w:eastAsia="zh-CN"/>
+        </w:rPr>
+        <w:t>Total stall num: 151411</w:t>
+      </w:r>
+    </w:p>
+    <w:p>
+      <w:pPr>
+        <w:rPr>
+          <w:rFonts w:hint="default"/>
+          <w:lang w:val="en-US" w:eastAsia="zh-CN"/>
+        </w:rPr>
+      </w:pPr>
+      <w:r>
+        <w:rPr>
+          <w:rFonts w:hint="default"/>
+          <w:lang w:val="en-US" w:eastAsia="zh-CN"/>
+        </w:rPr>
+        <w:t>CPU Frequency: 15940321 Hz</w:t>
+      </w:r>
+    </w:p>
+    <w:p>
+      <w:pPr>
+        <w:rPr>
+          <w:rFonts w:hint="default"/>
+          <w:lang w:val="en-US" w:eastAsia="zh-CN"/>
+        </w:rPr>
+      </w:pPr>
+      <w:r>
+        <w:rPr>
+          <w:rFonts w:hint="default"/>
+          <w:lang w:val="en-US" w:eastAsia="zh-CN"/>
+        </w:rPr>
+        <w:t>Total time: 49 ms</w:t>
+      </w:r>
+    </w:p>
+    <w:p>
+      <w:pPr>
+        <w:rPr>
+          <w:rFonts w:hint="default"/>
+          <w:lang w:val="en-US" w:eastAsia="zh-CN"/>
+        </w:rPr>
+      </w:pPr>
+      <w:r>
+        <w:rPr>
+          <w:rFonts w:hint="default"/>
+          <w:lang w:val="en-US" w:eastAsia="zh-CN"/>
+        </w:rPr>
+        <w:t>===== Benchmark Done =====</w:t>
+      </w:r>
+    </w:p>
+    <w:p>
+      <w:pPr>
+        <w:rPr>
+          <w:rFonts w:hint="default"/>
+          <w:sz w:val="36"/>
+          <w:szCs w:val="36"/>
+          <w:lang w:val="en-US" w:eastAsia="zh-CN"/>
+        </w:rPr>
+      </w:pPr>
+    </w:p>
+    <w:p>
+      <w:pPr>
+        <w:rPr>
+          <w:rFonts w:hint="default"/>
+          <w:lang w:val="en-US" w:eastAsia="zh-CN"/>
+        </w:rPr>
+      </w:pPr>
+    </w:p>
+    <w:p>
+      <w:pPr>
+        <w:rPr>
+          <w:rFonts w:hint="eastAsia"/>
+          <w:sz w:val="36"/>
+          <w:szCs w:val="36"/>
+          <w:lang w:val="en-US" w:eastAsia="zh-CN"/>
+        </w:rPr>
+      </w:pPr>
+      <w:r>
+        <w:rPr>
+          <w:rFonts w:hint="eastAsia"/>
+          <w:sz w:val="36"/>
+          <w:szCs w:val="36"/>
+          <w:lang w:val="en-US" w:eastAsia="zh-CN"/>
+        </w:rPr>
+        <w:t>加了多通道</w:t>
+      </w:r>
+      <w:bookmarkStart w:id="0" w:name="_GoBack"/>
+      <w:bookmarkEnd w:id="0"/>
+      <w:r>
+        <w:rPr>
+          <w:rFonts w:hint="eastAsia"/>
+          <w:sz w:val="36"/>
+          <w:szCs w:val="36"/>
+          <w:lang w:val="en-US" w:eastAsia="zh-CN"/>
+        </w:rPr>
+        <w:t>池化加速器</w:t>
+      </w:r>
+    </w:p>
+    <w:p>
+      <w:pPr>
+        <w:rPr>
+          <w:rFonts w:hint="default"/>
+          <w:lang w:val="en-US" w:eastAsia="zh-CN"/>
+        </w:rPr>
+      </w:pPr>
+      <w:r>
+        <w:rPr>
+          <w:rFonts w:hint="default"/>
+          <w:lang w:val="en-US" w:eastAsia="zh-CN"/>
+        </w:rPr>
+        <w:t>===== Benchmark Result =====</w:t>
+      </w:r>
+    </w:p>
+    <w:p>
+      <w:pPr>
+        <w:rPr>
+          <w:rFonts w:hint="default"/>
+          <w:lang w:val="en-US" w:eastAsia="zh-CN"/>
+        </w:rPr>
+      </w:pPr>
+      <w:r>
+        <w:rPr>
+          <w:rFonts w:hint="default"/>
+          <w:lang w:val="en-US" w:eastAsia="zh-CN"/>
+        </w:rPr>
+        <w:t>Total cycles: 353529</w:t>
+      </w:r>
+    </w:p>
+    <w:p>
+      <w:pPr>
+        <w:rPr>
+          <w:rFonts w:hint="default"/>
+          <w:lang w:val="en-US" w:eastAsia="zh-CN"/>
+        </w:rPr>
+      </w:pPr>
+      <w:r>
+        <w:rPr>
+          <w:rFonts w:hint="default"/>
+          <w:lang w:val="en-US" w:eastAsia="zh-CN"/>
+        </w:rPr>
+        <w:t>PMU MAC=74634 WLOAD=74634 XLOAD=6588 BUBBLE=4480 TOTAL=86269 AXIWR=12678</w:t>
+      </w:r>
+    </w:p>
+    <w:p>
+      <w:pPr>
+        <w:rPr>
+          <w:rFonts w:hint="default"/>
+          <w:lang w:val="en-US" w:eastAsia="zh-CN"/>
+        </w:rPr>
+      </w:pPr>
+      <w:r>
+        <w:rPr>
+          <w:rFonts w:hint="default"/>
+          <w:lang w:val="en-US" w:eastAsia="zh-CN"/>
+        </w:rPr>
+        <w:t>Total mul num: 10</w:t>
+      </w:r>
+    </w:p>
+    <w:p>
+      <w:pPr>
+        <w:rPr>
+          <w:rFonts w:hint="default"/>
+          <w:lang w:val="en-US" w:eastAsia="zh-CN"/>
+        </w:rPr>
+      </w:pPr>
+      <w:r>
+        <w:rPr>
+          <w:rFonts w:hint="default"/>
+          <w:lang w:val="en-US" w:eastAsia="zh-CN"/>
+        </w:rPr>
+        <w:t>Total load num: 22733</w:t>
+      </w:r>
+    </w:p>
+    <w:p>
+      <w:pPr>
+        <w:rPr>
+          <w:rFonts w:hint="default"/>
+          <w:lang w:val="en-US" w:eastAsia="zh-CN"/>
+        </w:rPr>
+      </w:pPr>
+      <w:r>
+        <w:rPr>
+          <w:rFonts w:hint="default"/>
+          <w:lang w:val="en-US" w:eastAsia="zh-CN"/>
+        </w:rPr>
+        <w:t>Total store num: 20737</w:t>
+      </w:r>
+    </w:p>
+    <w:p>
+      <w:pPr>
+        <w:rPr>
+          <w:rFonts w:hint="default"/>
+          <w:lang w:val="en-US" w:eastAsia="zh-CN"/>
+        </w:rPr>
+      </w:pPr>
+      <w:r>
+        <w:rPr>
+          <w:rFonts w:hint="default"/>
+          <w:lang w:val="en-US" w:eastAsia="zh-CN"/>
+        </w:rPr>
+        <w:t>Total stall num: 195026</w:t>
       </w:r>
     </w:p>
     <w:p>
@@ -2925,7 +3125,7 @@
           <w:rFonts w:hint="default"/>
           <w:lang w:val="en-US" w:eastAsia="zh-CN"/>
         </w:rPr>
-        <w:t>Total time: 54 ms</w:t>
+        <w:t>Total time: 22 ms</w:t>
       </w:r>
     </w:p>
     <w:p>

--- a/测试数据/数据.docx
+++ b/测试数据/数据.docx
@@ -673,6 +673,12 @@
             <w:insideV w:val="none" w:color="auto" w:sz="0" w:space="0"/>
           </w:tblBorders>
           <w:shd w:val="clear" w:color="auto" w:fill="FFFFFF"/>
+          <w:tblCellMar>
+            <w:top w:w="15" w:type="dxa"/>
+            <w:left w:w="15" w:type="dxa"/>
+            <w:bottom w:w="15" w:type="dxa"/>
+            <w:right w:w="15" w:type="dxa"/>
+          </w:tblCellMar>
         </w:tblPrEx>
         <w:trPr>
           <w:tblHeader/>
@@ -878,6 +884,218 @@
                 <w:lang w:val="en-US" w:eastAsia="zh-CN" w:bidi="ar"/>
               </w:rPr>
               <w:t>变化</w:t>
+            </w:r>
+          </w:p>
+        </w:tc>
+      </w:tr>
+      <w:tr>
+        <w:tblPrEx>
+          <w:tblBorders>
+            <w:top w:val="none" w:color="auto" w:sz="0" w:space="0"/>
+            <w:left w:val="none" w:color="auto" w:sz="0" w:space="0"/>
+            <w:bottom w:val="none" w:color="auto" w:sz="0" w:space="0"/>
+            <w:right w:val="none" w:color="auto" w:sz="0" w:space="0"/>
+            <w:insideH w:val="none" w:color="auto" w:sz="0" w:space="0"/>
+            <w:insideV w:val="none" w:color="auto" w:sz="0" w:space="0"/>
+          </w:tblBorders>
+          <w:tblCellMar>
+            <w:top w:w="15" w:type="dxa"/>
+            <w:left w:w="15" w:type="dxa"/>
+            <w:bottom w:w="15" w:type="dxa"/>
+            <w:right w:w="15" w:type="dxa"/>
+          </w:tblCellMar>
+        </w:tblPrEx>
+        <w:tc>
+          <w:tcPr>
+            <w:tcW w:w="0" w:type="auto"/>
+            <w:shd w:val="clear" w:color="auto" w:fill="FFFFFF"/>
+            <w:tcMar>
+              <w:top w:w="150" w:type="dxa"/>
+              <w:left w:w="0" w:type="dxa"/>
+              <w:bottom w:w="150" w:type="dxa"/>
+              <w:right w:w="240" w:type="dxa"/>
+            </w:tcMar>
+            <w:vAlign w:val="center"/>
+          </w:tcPr>
+          <w:p>
+            <w:pPr>
+              <w:keepNext w:val="0"/>
+              <w:keepLines w:val="0"/>
+              <w:widowControl/>
+              <w:suppressLineNumbers w:val="0"/>
+              <w:spacing w:line="375" w:lineRule="atLeast"/>
+              <w:jc w:val="left"/>
+              <w:rPr>
+                <w:rFonts w:hint="default" w:ascii="Segoe UI" w:hAnsi="Segoe UI" w:eastAsia="Segoe UI" w:cs="Segoe UI"/>
+                <w:i w:val="0"/>
+                <w:iCs w:val="0"/>
+                <w:caps w:val="0"/>
+                <w:color w:val="0F1115"/>
+                <w:spacing w:val="0"/>
+                <w:sz w:val="22"/>
+                <w:szCs w:val="22"/>
+              </w:rPr>
+            </w:pPr>
+            <w:r>
+              <w:rPr>
+                <w:rFonts w:hint="default" w:ascii="Segoe UI" w:hAnsi="Segoe UI" w:eastAsia="Segoe UI" w:cs="Segoe UI"/>
+                <w:i w:val="0"/>
+                <w:iCs w:val="0"/>
+                <w:caps w:val="0"/>
+                <w:color w:val="0F1115"/>
+                <w:spacing w:val="0"/>
+                <w:kern w:val="0"/>
+                <w:sz w:val="22"/>
+                <w:szCs w:val="22"/>
+                <w:lang w:val="en-US" w:eastAsia="zh-CN" w:bidi="ar"/>
+              </w:rPr>
+              <w:t>Total cycles</w:t>
+            </w:r>
+          </w:p>
+        </w:tc>
+        <w:tc>
+          <w:tcPr>
+            <w:tcW w:w="0" w:type="auto"/>
+            <w:shd w:val="clear" w:color="auto" w:fill="FFFFFF"/>
+            <w:tcMar>
+              <w:top w:w="150" w:type="dxa"/>
+              <w:left w:w="240" w:type="dxa"/>
+              <w:bottom w:w="150" w:type="dxa"/>
+              <w:right w:w="240" w:type="dxa"/>
+            </w:tcMar>
+            <w:vAlign w:val="center"/>
+          </w:tcPr>
+          <w:p>
+            <w:pPr>
+              <w:keepNext w:val="0"/>
+              <w:keepLines w:val="0"/>
+              <w:widowControl/>
+              <w:suppressLineNumbers w:val="0"/>
+              <w:spacing w:line="375" w:lineRule="atLeast"/>
+              <w:jc w:val="left"/>
+              <w:rPr>
+                <w:rFonts w:hint="default" w:ascii="Segoe UI" w:hAnsi="Segoe UI" w:eastAsia="Segoe UI" w:cs="Segoe UI"/>
+                <w:i w:val="0"/>
+                <w:iCs w:val="0"/>
+                <w:caps w:val="0"/>
+                <w:color w:val="0F1115"/>
+                <w:spacing w:val="0"/>
+                <w:sz w:val="22"/>
+                <w:szCs w:val="22"/>
+              </w:rPr>
+            </w:pPr>
+            <w:r>
+              <w:rPr>
+                <w:rFonts w:hint="default" w:ascii="Segoe UI" w:hAnsi="Segoe UI" w:eastAsia="Segoe UI" w:cs="Segoe UI"/>
+                <w:i w:val="0"/>
+                <w:iCs w:val="0"/>
+                <w:caps w:val="0"/>
+                <w:color w:val="0F1115"/>
+                <w:spacing w:val="0"/>
+                <w:kern w:val="0"/>
+                <w:sz w:val="22"/>
+                <w:szCs w:val="22"/>
+                <w:lang w:val="en-US" w:eastAsia="zh-CN" w:bidi="ar"/>
+              </w:rPr>
+              <w:t>8,040,143</w:t>
+            </w:r>
+          </w:p>
+        </w:tc>
+        <w:tc>
+          <w:tcPr>
+            <w:tcW w:w="0" w:type="auto"/>
+            <w:shd w:val="clear" w:color="auto" w:fill="FFFFFF"/>
+            <w:tcMar>
+              <w:top w:w="150" w:type="dxa"/>
+              <w:left w:w="240" w:type="dxa"/>
+              <w:bottom w:w="150" w:type="dxa"/>
+              <w:right w:w="240" w:type="dxa"/>
+            </w:tcMar>
+            <w:vAlign w:val="center"/>
+          </w:tcPr>
+          <w:p>
+            <w:pPr>
+              <w:keepNext w:val="0"/>
+              <w:keepLines w:val="0"/>
+              <w:widowControl/>
+              <w:suppressLineNumbers w:val="0"/>
+              <w:spacing w:line="375" w:lineRule="atLeast"/>
+              <w:jc w:val="left"/>
+              <w:rPr>
+                <w:rFonts w:hint="default" w:ascii="Segoe UI" w:hAnsi="Segoe UI" w:eastAsia="Segoe UI" w:cs="Segoe UI"/>
+                <w:i w:val="0"/>
+                <w:iCs w:val="0"/>
+                <w:caps w:val="0"/>
+                <w:color w:val="0F1115"/>
+                <w:spacing w:val="0"/>
+                <w:sz w:val="22"/>
+                <w:szCs w:val="22"/>
+              </w:rPr>
+            </w:pPr>
+            <w:r>
+              <w:rPr>
+                <w:rFonts w:hint="default" w:ascii="Segoe UI" w:hAnsi="Segoe UI" w:eastAsia="Segoe UI" w:cs="Segoe UI"/>
+                <w:i w:val="0"/>
+                <w:iCs w:val="0"/>
+                <w:caps w:val="0"/>
+                <w:color w:val="0F1115"/>
+                <w:spacing w:val="0"/>
+                <w:kern w:val="0"/>
+                <w:sz w:val="22"/>
+                <w:szCs w:val="22"/>
+                <w:lang w:val="en-US" w:eastAsia="zh-CN" w:bidi="ar"/>
+              </w:rPr>
+              <w:t>1,531,035</w:t>
+            </w:r>
+          </w:p>
+        </w:tc>
+        <w:tc>
+          <w:tcPr>
+            <w:tcW w:w="0" w:type="auto"/>
+            <w:shd w:val="clear" w:color="auto" w:fill="FFFFFF"/>
+            <w:tcMar>
+              <w:top w:w="150" w:type="dxa"/>
+              <w:left w:w="240" w:type="dxa"/>
+              <w:bottom w:w="150" w:type="dxa"/>
+              <w:right w:w="0" w:type="dxa"/>
+            </w:tcMar>
+            <w:vAlign w:val="center"/>
+          </w:tcPr>
+          <w:p>
+            <w:pPr>
+              <w:keepNext w:val="0"/>
+              <w:keepLines w:val="0"/>
+              <w:widowControl/>
+              <w:suppressLineNumbers w:val="0"/>
+              <w:spacing w:line="375" w:lineRule="atLeast"/>
+              <w:jc w:val="left"/>
+              <w:rPr>
+                <w:rFonts w:hint="default" w:ascii="Segoe UI" w:hAnsi="Segoe UI" w:eastAsia="Segoe UI" w:cs="Segoe UI"/>
+                <w:i w:val="0"/>
+                <w:iCs w:val="0"/>
+                <w:caps w:val="0"/>
+                <w:color w:val="0F1115"/>
+                <w:spacing w:val="0"/>
+                <w:sz w:val="22"/>
+                <w:szCs w:val="22"/>
+              </w:rPr>
+            </w:pPr>
+            <w:r>
+              <w:rPr>
+                <w:rFonts w:hint="default" w:ascii="Segoe UI" w:hAnsi="Segoe UI" w:eastAsia="Segoe UI" w:cs="Segoe UI"/>
+                <w:b/>
+                <w:bCs/>
+                <w:i w:val="0"/>
+                <w:iCs w:val="0"/>
+                <w:caps w:val="0"/>
+                <w:color w:val="0F1115"/>
+                <w:spacing w:val="0"/>
+                <w:kern w:val="0"/>
+                <w:sz w:val="22"/>
+                <w:szCs w:val="22"/>
+                <w:lang w:val="en-US" w:eastAsia="zh-CN" w:bidi="ar"/>
+              </w:rPr>
+              <w:t>-81%</w:t>
             </w:r>
           </w:p>
         </w:tc>
@@ -944,218 +1162,6 @@
                 <w:szCs w:val="22"/>
                 <w:lang w:val="en-US" w:eastAsia="zh-CN" w:bidi="ar"/>
               </w:rPr>
-              <w:t>Total cycles</w:t>
-            </w:r>
-          </w:p>
-        </w:tc>
-        <w:tc>
-          <w:tcPr>
-            <w:tcW w:w="0" w:type="auto"/>
-            <w:shd w:val="clear" w:color="auto" w:fill="FFFFFF"/>
-            <w:tcMar>
-              <w:top w:w="150" w:type="dxa"/>
-              <w:left w:w="240" w:type="dxa"/>
-              <w:bottom w:w="150" w:type="dxa"/>
-              <w:right w:w="240" w:type="dxa"/>
-            </w:tcMar>
-            <w:vAlign w:val="center"/>
-          </w:tcPr>
-          <w:p>
-            <w:pPr>
-              <w:keepNext w:val="0"/>
-              <w:keepLines w:val="0"/>
-              <w:widowControl/>
-              <w:suppressLineNumbers w:val="0"/>
-              <w:spacing w:line="375" w:lineRule="atLeast"/>
-              <w:jc w:val="left"/>
-              <w:rPr>
-                <w:rFonts w:hint="default" w:ascii="Segoe UI" w:hAnsi="Segoe UI" w:eastAsia="Segoe UI" w:cs="Segoe UI"/>
-                <w:i w:val="0"/>
-                <w:iCs w:val="0"/>
-                <w:caps w:val="0"/>
-                <w:color w:val="0F1115"/>
-                <w:spacing w:val="0"/>
-                <w:sz w:val="22"/>
-                <w:szCs w:val="22"/>
-              </w:rPr>
-            </w:pPr>
-            <w:r>
-              <w:rPr>
-                <w:rFonts w:hint="default" w:ascii="Segoe UI" w:hAnsi="Segoe UI" w:eastAsia="Segoe UI" w:cs="Segoe UI"/>
-                <w:i w:val="0"/>
-                <w:iCs w:val="0"/>
-                <w:caps w:val="0"/>
-                <w:color w:val="0F1115"/>
-                <w:spacing w:val="0"/>
-                <w:kern w:val="0"/>
-                <w:sz w:val="22"/>
-                <w:szCs w:val="22"/>
-                <w:lang w:val="en-US" w:eastAsia="zh-CN" w:bidi="ar"/>
-              </w:rPr>
-              <w:t>8,040,143</w:t>
-            </w:r>
-          </w:p>
-        </w:tc>
-        <w:tc>
-          <w:tcPr>
-            <w:tcW w:w="0" w:type="auto"/>
-            <w:shd w:val="clear" w:color="auto" w:fill="FFFFFF"/>
-            <w:tcMar>
-              <w:top w:w="150" w:type="dxa"/>
-              <w:left w:w="240" w:type="dxa"/>
-              <w:bottom w:w="150" w:type="dxa"/>
-              <w:right w:w="240" w:type="dxa"/>
-            </w:tcMar>
-            <w:vAlign w:val="center"/>
-          </w:tcPr>
-          <w:p>
-            <w:pPr>
-              <w:keepNext w:val="0"/>
-              <w:keepLines w:val="0"/>
-              <w:widowControl/>
-              <w:suppressLineNumbers w:val="0"/>
-              <w:spacing w:line="375" w:lineRule="atLeast"/>
-              <w:jc w:val="left"/>
-              <w:rPr>
-                <w:rFonts w:hint="default" w:ascii="Segoe UI" w:hAnsi="Segoe UI" w:eastAsia="Segoe UI" w:cs="Segoe UI"/>
-                <w:i w:val="0"/>
-                <w:iCs w:val="0"/>
-                <w:caps w:val="0"/>
-                <w:color w:val="0F1115"/>
-                <w:spacing w:val="0"/>
-                <w:sz w:val="22"/>
-                <w:szCs w:val="22"/>
-              </w:rPr>
-            </w:pPr>
-            <w:r>
-              <w:rPr>
-                <w:rFonts w:hint="default" w:ascii="Segoe UI" w:hAnsi="Segoe UI" w:eastAsia="Segoe UI" w:cs="Segoe UI"/>
-                <w:i w:val="0"/>
-                <w:iCs w:val="0"/>
-                <w:caps w:val="0"/>
-                <w:color w:val="0F1115"/>
-                <w:spacing w:val="0"/>
-                <w:kern w:val="0"/>
-                <w:sz w:val="22"/>
-                <w:szCs w:val="22"/>
-                <w:lang w:val="en-US" w:eastAsia="zh-CN" w:bidi="ar"/>
-              </w:rPr>
-              <w:t>1,531,035</w:t>
-            </w:r>
-          </w:p>
-        </w:tc>
-        <w:tc>
-          <w:tcPr>
-            <w:tcW w:w="0" w:type="auto"/>
-            <w:shd w:val="clear" w:color="auto" w:fill="FFFFFF"/>
-            <w:tcMar>
-              <w:top w:w="150" w:type="dxa"/>
-              <w:left w:w="240" w:type="dxa"/>
-              <w:bottom w:w="150" w:type="dxa"/>
-              <w:right w:w="0" w:type="dxa"/>
-            </w:tcMar>
-            <w:vAlign w:val="center"/>
-          </w:tcPr>
-          <w:p>
-            <w:pPr>
-              <w:keepNext w:val="0"/>
-              <w:keepLines w:val="0"/>
-              <w:widowControl/>
-              <w:suppressLineNumbers w:val="0"/>
-              <w:spacing w:line="375" w:lineRule="atLeast"/>
-              <w:jc w:val="left"/>
-              <w:rPr>
-                <w:rFonts w:hint="default" w:ascii="Segoe UI" w:hAnsi="Segoe UI" w:eastAsia="Segoe UI" w:cs="Segoe UI"/>
-                <w:i w:val="0"/>
-                <w:iCs w:val="0"/>
-                <w:caps w:val="0"/>
-                <w:color w:val="0F1115"/>
-                <w:spacing w:val="0"/>
-                <w:sz w:val="22"/>
-                <w:szCs w:val="22"/>
-              </w:rPr>
-            </w:pPr>
-            <w:r>
-              <w:rPr>
-                <w:rFonts w:hint="default" w:ascii="Segoe UI" w:hAnsi="Segoe UI" w:eastAsia="Segoe UI" w:cs="Segoe UI"/>
-                <w:b/>
-                <w:bCs/>
-                <w:i w:val="0"/>
-                <w:iCs w:val="0"/>
-                <w:caps w:val="0"/>
-                <w:color w:val="0F1115"/>
-                <w:spacing w:val="0"/>
-                <w:kern w:val="0"/>
-                <w:sz w:val="22"/>
-                <w:szCs w:val="22"/>
-                <w:lang w:val="en-US" w:eastAsia="zh-CN" w:bidi="ar"/>
-              </w:rPr>
-              <w:t>-81%</w:t>
-            </w:r>
-          </w:p>
-        </w:tc>
-      </w:tr>
-      <w:tr>
-        <w:tblPrEx>
-          <w:tblBorders>
-            <w:top w:val="none" w:color="auto" w:sz="0" w:space="0"/>
-            <w:left w:val="none" w:color="auto" w:sz="0" w:space="0"/>
-            <w:bottom w:val="none" w:color="auto" w:sz="0" w:space="0"/>
-            <w:right w:val="none" w:color="auto" w:sz="0" w:space="0"/>
-            <w:insideH w:val="none" w:color="auto" w:sz="0" w:space="0"/>
-            <w:insideV w:val="none" w:color="auto" w:sz="0" w:space="0"/>
-          </w:tblBorders>
-          <w:tblCellMar>
-            <w:top w:w="15" w:type="dxa"/>
-            <w:left w:w="15" w:type="dxa"/>
-            <w:bottom w:w="15" w:type="dxa"/>
-            <w:right w:w="15" w:type="dxa"/>
-          </w:tblCellMar>
-        </w:tblPrEx>
-        <w:tc>
-          <w:tcPr>
-            <w:tcW w:w="0" w:type="auto"/>
-            <w:shd w:val="clear" w:color="auto" w:fill="FFFFFF"/>
-            <w:tcMar>
-              <w:top w:w="150" w:type="dxa"/>
-              <w:left w:w="0" w:type="dxa"/>
-              <w:bottom w:w="150" w:type="dxa"/>
-              <w:right w:w="240" w:type="dxa"/>
-            </w:tcMar>
-            <w:vAlign w:val="center"/>
-          </w:tcPr>
-          <w:p>
-            <w:pPr>
-              <w:keepNext w:val="0"/>
-              <w:keepLines w:val="0"/>
-              <w:widowControl/>
-              <w:suppressLineNumbers w:val="0"/>
-              <w:spacing w:line="375" w:lineRule="atLeast"/>
-              <w:jc w:val="left"/>
-              <w:rPr>
-                <w:rFonts w:hint="default" w:ascii="Segoe UI" w:hAnsi="Segoe UI" w:eastAsia="Segoe UI" w:cs="Segoe UI"/>
-                <w:i w:val="0"/>
-                <w:iCs w:val="0"/>
-                <w:caps w:val="0"/>
-                <w:color w:val="0F1115"/>
-                <w:spacing w:val="0"/>
-                <w:sz w:val="22"/>
-                <w:szCs w:val="22"/>
-              </w:rPr>
-            </w:pPr>
-            <w:r>
-              <w:rPr>
-                <w:rFonts w:hint="default" w:ascii="Segoe UI" w:hAnsi="Segoe UI" w:eastAsia="Segoe UI" w:cs="Segoe UI"/>
-                <w:i w:val="0"/>
-                <w:iCs w:val="0"/>
-                <w:caps w:val="0"/>
-                <w:color w:val="0F1115"/>
-                <w:spacing w:val="0"/>
-                <w:kern w:val="0"/>
-                <w:sz w:val="22"/>
-                <w:szCs w:val="22"/>
-                <w:lang w:val="en-US" w:eastAsia="zh-CN" w:bidi="ar"/>
-              </w:rPr>
               <w:t>Total time</w:t>
             </w:r>
           </w:p>
@@ -1317,6 +1323,7 @@
             <w:insideH w:val="none" w:color="auto" w:sz="0" w:space="0"/>
             <w:insideV w:val="none" w:color="auto" w:sz="0" w:space="0"/>
           </w:tblBorders>
+          <w:shd w:val="clear" w:color="auto" w:fill="FFFFFF"/>
           <w:tblCellMar>
             <w:top w:w="15" w:type="dxa"/>
             <w:left w:w="15" w:type="dxa"/>
@@ -1740,7 +1747,6 @@
             <w:insideH w:val="none" w:color="auto" w:sz="0" w:space="0"/>
             <w:insideV w:val="none" w:color="auto" w:sz="0" w:space="0"/>
           </w:tblBorders>
-          <w:shd w:val="clear" w:color="auto" w:fill="FFFFFF"/>
           <w:tblCellMar>
             <w:top w:w="15" w:type="dxa"/>
             <w:left w:w="15" w:type="dxa"/>
@@ -2979,177 +2985,168 @@
           <w:szCs w:val="36"/>
           <w:lang w:val="en-US" w:eastAsia="zh-CN"/>
         </w:rPr>
-        <w:t>加了多通道</w:t>
-      </w:r>
+        <w:t>加了多通道池化加速器</w:t>
+      </w:r>
+    </w:p>
+    <w:p>
+      <w:pPr>
+        <w:rPr>
+          <w:rFonts w:hint="default"/>
+          <w:lang w:val="en-US" w:eastAsia="zh-CN"/>
+        </w:rPr>
+      </w:pPr>
+      <w:r>
+        <w:rPr>
+          <w:rFonts w:hint="default"/>
+          <w:lang w:val="en-US" w:eastAsia="zh-CN"/>
+        </w:rPr>
+        <w:t>===== Benchmark Result =====</w:t>
+      </w:r>
+    </w:p>
+    <w:p>
+      <w:pPr>
+        <w:rPr>
+          <w:rFonts w:hint="default"/>
+          <w:lang w:val="en-US" w:eastAsia="zh-CN"/>
+        </w:rPr>
+      </w:pPr>
+      <w:r>
+        <w:rPr>
+          <w:rFonts w:hint="default"/>
+          <w:lang w:val="en-US" w:eastAsia="zh-CN"/>
+        </w:rPr>
+        <w:t>Total cycles: 353529</w:t>
+      </w:r>
+    </w:p>
+    <w:p>
+      <w:pPr>
+        <w:rPr>
+          <w:rFonts w:hint="default"/>
+          <w:lang w:val="en-US" w:eastAsia="zh-CN"/>
+        </w:rPr>
+      </w:pPr>
+      <w:r>
+        <w:rPr>
+          <w:rFonts w:hint="default"/>
+          <w:lang w:val="en-US" w:eastAsia="zh-CN"/>
+        </w:rPr>
+        <w:t>PMU MAC=74634 WLOAD=74634 XLOAD=6588 BUBBLE=4480 TOTAL=86269 AXIWR=12678</w:t>
+      </w:r>
+    </w:p>
+    <w:p>
+      <w:pPr>
+        <w:rPr>
+          <w:rFonts w:hint="default"/>
+          <w:lang w:val="en-US" w:eastAsia="zh-CN"/>
+        </w:rPr>
+      </w:pPr>
+      <w:r>
+        <w:rPr>
+          <w:rFonts w:hint="default"/>
+          <w:lang w:val="en-US" w:eastAsia="zh-CN"/>
+        </w:rPr>
+        <w:t>Total mul num: 10</w:t>
+      </w:r>
+    </w:p>
+    <w:p>
+      <w:pPr>
+        <w:rPr>
+          <w:rFonts w:hint="default"/>
+          <w:lang w:val="en-US" w:eastAsia="zh-CN"/>
+        </w:rPr>
+      </w:pPr>
+      <w:r>
+        <w:rPr>
+          <w:rFonts w:hint="default"/>
+          <w:lang w:val="en-US" w:eastAsia="zh-CN"/>
+        </w:rPr>
+        <w:t>Total load num: 22733</w:t>
+      </w:r>
+    </w:p>
+    <w:p>
+      <w:pPr>
+        <w:rPr>
+          <w:rFonts w:hint="default"/>
+          <w:lang w:val="en-US" w:eastAsia="zh-CN"/>
+        </w:rPr>
+      </w:pPr>
+      <w:r>
+        <w:rPr>
+          <w:rFonts w:hint="default"/>
+          <w:lang w:val="en-US" w:eastAsia="zh-CN"/>
+        </w:rPr>
+        <w:t>Total store num: 20737</w:t>
+      </w:r>
+    </w:p>
+    <w:p>
+      <w:pPr>
+        <w:rPr>
+          <w:rFonts w:hint="default"/>
+          <w:lang w:val="en-US" w:eastAsia="zh-CN"/>
+        </w:rPr>
+      </w:pPr>
+      <w:r>
+        <w:rPr>
+          <w:rFonts w:hint="default"/>
+          <w:lang w:val="en-US" w:eastAsia="zh-CN"/>
+        </w:rPr>
+        <w:t>Total stall num: 195026</w:t>
+      </w:r>
+    </w:p>
+    <w:p>
+      <w:pPr>
+        <w:rPr>
+          <w:rFonts w:hint="default"/>
+          <w:lang w:val="en-US" w:eastAsia="zh-CN"/>
+        </w:rPr>
+      </w:pPr>
+      <w:r>
+        <w:rPr>
+          <w:rFonts w:hint="default"/>
+          <w:lang w:val="en-US" w:eastAsia="zh-CN"/>
+        </w:rPr>
+        <w:t>CPU Frequency: 15937372 Hz</w:t>
+      </w:r>
+    </w:p>
+    <w:p>
+      <w:pPr>
+        <w:rPr>
+          <w:rFonts w:hint="default"/>
+          <w:lang w:val="en-US" w:eastAsia="zh-CN"/>
+        </w:rPr>
+      </w:pPr>
+      <w:r>
+        <w:rPr>
+          <w:rFonts w:hint="default"/>
+          <w:lang w:val="en-US" w:eastAsia="zh-CN"/>
+        </w:rPr>
+        <w:t>Total time: 22 ms</w:t>
+      </w:r>
+    </w:p>
+    <w:p>
+      <w:pPr>
+        <w:rPr>
+          <w:rFonts w:hint="default"/>
+          <w:lang w:val="en-US" w:eastAsia="zh-CN"/>
+        </w:rPr>
+      </w:pPr>
+      <w:r>
+        <w:rPr>
+          <w:rFonts w:hint="default"/>
+          <w:lang w:val="en-US" w:eastAsia="zh-CN"/>
+        </w:rPr>
+        <w:t>===== Benchmark Done =====</w:t>
+      </w:r>
+    </w:p>
+    <w:p>
+      <w:pPr>
+        <w:rPr>
+          <w:rFonts w:hint="default"/>
+          <w:lang w:val="en-US" w:eastAsia="zh-CN"/>
+        </w:rPr>
+      </w:pPr>
       <w:bookmarkStart w:id="0" w:name="_GoBack"/>
       <w:bookmarkEnd w:id="0"/>
-      <w:r>
-        <w:rPr>
-          <w:rFonts w:hint="eastAsia"/>
-          <w:sz w:val="36"/>
-          <w:szCs w:val="36"/>
-          <w:lang w:val="en-US" w:eastAsia="zh-CN"/>
-        </w:rPr>
-        <w:t>池化加速器</w:t>
-      </w:r>
-    </w:p>
-    <w:p>
-      <w:pPr>
-        <w:rPr>
-          <w:rFonts w:hint="default"/>
-          <w:lang w:val="en-US" w:eastAsia="zh-CN"/>
-        </w:rPr>
-      </w:pPr>
-      <w:r>
-        <w:rPr>
-          <w:rFonts w:hint="default"/>
-          <w:lang w:val="en-US" w:eastAsia="zh-CN"/>
-        </w:rPr>
-        <w:t>===== Benchmark Result =====</w:t>
-      </w:r>
-    </w:p>
-    <w:p>
-      <w:pPr>
-        <w:rPr>
-          <w:rFonts w:hint="default"/>
-          <w:lang w:val="en-US" w:eastAsia="zh-CN"/>
-        </w:rPr>
-      </w:pPr>
-      <w:r>
-        <w:rPr>
-          <w:rFonts w:hint="default"/>
-          <w:lang w:val="en-US" w:eastAsia="zh-CN"/>
-        </w:rPr>
-        <w:t>Total cycles: 353529</w:t>
-      </w:r>
-    </w:p>
-    <w:p>
-      <w:pPr>
-        <w:rPr>
-          <w:rFonts w:hint="default"/>
-          <w:lang w:val="en-US" w:eastAsia="zh-CN"/>
-        </w:rPr>
-      </w:pPr>
-      <w:r>
-        <w:rPr>
-          <w:rFonts w:hint="default"/>
-          <w:lang w:val="en-US" w:eastAsia="zh-CN"/>
-        </w:rPr>
-        <w:t>PMU MAC=74634 WLOAD=74634 XLOAD=6588 BUBBLE=4480 TOTAL=86269 AXIWR=12678</w:t>
-      </w:r>
-    </w:p>
-    <w:p>
-      <w:pPr>
-        <w:rPr>
-          <w:rFonts w:hint="default"/>
-          <w:lang w:val="en-US" w:eastAsia="zh-CN"/>
-        </w:rPr>
-      </w:pPr>
-      <w:r>
-        <w:rPr>
-          <w:rFonts w:hint="default"/>
-          <w:lang w:val="en-US" w:eastAsia="zh-CN"/>
-        </w:rPr>
-        <w:t>Total mul num: 10</w:t>
-      </w:r>
-    </w:p>
-    <w:p>
-      <w:pPr>
-        <w:rPr>
-          <w:rFonts w:hint="default"/>
-          <w:lang w:val="en-US" w:eastAsia="zh-CN"/>
-        </w:rPr>
-      </w:pPr>
-      <w:r>
-        <w:rPr>
-          <w:rFonts w:hint="default"/>
-          <w:lang w:val="en-US" w:eastAsia="zh-CN"/>
-        </w:rPr>
-        <w:t>Total load num: 22733</w:t>
-      </w:r>
-    </w:p>
-    <w:p>
-      <w:pPr>
-        <w:rPr>
-          <w:rFonts w:hint="default"/>
-          <w:lang w:val="en-US" w:eastAsia="zh-CN"/>
-        </w:rPr>
-      </w:pPr>
-      <w:r>
-        <w:rPr>
-          <w:rFonts w:hint="default"/>
-          <w:lang w:val="en-US" w:eastAsia="zh-CN"/>
-        </w:rPr>
-        <w:t>Total store num: 20737</w:t>
-      </w:r>
-    </w:p>
-    <w:p>
-      <w:pPr>
-        <w:rPr>
-          <w:rFonts w:hint="default"/>
-          <w:lang w:val="en-US" w:eastAsia="zh-CN"/>
-        </w:rPr>
-      </w:pPr>
-      <w:r>
-        <w:rPr>
-          <w:rFonts w:hint="default"/>
-          <w:lang w:val="en-US" w:eastAsia="zh-CN"/>
-        </w:rPr>
-        <w:t>Total stall num: 195026</w:t>
-      </w:r>
-    </w:p>
-    <w:p>
-      <w:pPr>
-        <w:rPr>
-          <w:rFonts w:hint="default"/>
-          <w:lang w:val="en-US" w:eastAsia="zh-CN"/>
-        </w:rPr>
-      </w:pPr>
-      <w:r>
-        <w:rPr>
-          <w:rFonts w:hint="default"/>
-          <w:lang w:val="en-US" w:eastAsia="zh-CN"/>
-        </w:rPr>
-        <w:t>CPU Frequency: 15937372 Hz</w:t>
-      </w:r>
-    </w:p>
-    <w:p>
-      <w:pPr>
-        <w:rPr>
-          <w:rFonts w:hint="default"/>
-          <w:lang w:val="en-US" w:eastAsia="zh-CN"/>
-        </w:rPr>
-      </w:pPr>
-      <w:r>
-        <w:rPr>
-          <w:rFonts w:hint="default"/>
-          <w:lang w:val="en-US" w:eastAsia="zh-CN"/>
-        </w:rPr>
-        <w:t>Total time: 22 ms</w:t>
-      </w:r>
-    </w:p>
-    <w:p>
-      <w:pPr>
-        <w:rPr>
-          <w:rFonts w:hint="default"/>
-          <w:lang w:val="en-US" w:eastAsia="zh-CN"/>
-        </w:rPr>
-      </w:pPr>
-      <w:r>
-        <w:rPr>
-          <w:rFonts w:hint="default"/>
-          <w:lang w:val="en-US" w:eastAsia="zh-CN"/>
-        </w:rPr>
-        <w:t>===== Benchmark Done =====</w:t>
-      </w:r>
-    </w:p>
-    <w:p>
-      <w:pPr>
-        <w:rPr>
-          <w:rFonts w:hint="default"/>
-          <w:lang w:val="en-US" w:eastAsia="zh-CN"/>
-        </w:rPr>
-      </w:pPr>
       <w:r>
         <w:drawing>
           <wp:inline distT="0" distB="0" distL="114300" distR="114300">
@@ -3213,14 +3210,6 @@
     <w:p>
       <w:pPr>
         <w:rPr>
-          <w:rFonts w:hint="default"/>
-          <w:lang w:val="en-US" w:eastAsia="zh-CN"/>
-        </w:rPr>
-      </w:pPr>
-    </w:p>
-    <w:p>
-      <w:pPr>
-        <w:rPr>
           <w:rFonts w:hint="eastAsia"/>
           <w:lang w:val="en-US" w:eastAsia="zh-CN"/>
         </w:rPr>
@@ -3230,247 +3219,615 @@
           <w:rFonts w:hint="eastAsia"/>
           <w:lang w:val="en-US" w:eastAsia="zh-CN"/>
         </w:rPr>
-        <w:t>准确率及时间(E203+cnn加速器(卷积加速))</w:t>
-      </w:r>
-    </w:p>
-    <w:p>
-      <w:pPr>
-        <w:rPr>
-          <w:rFonts w:hint="default"/>
-          <w:lang w:val="en-US" w:eastAsia="zh-CN"/>
-        </w:rPr>
-      </w:pPr>
-      <w:r>
-        <w:rPr>
-          <w:rFonts w:hint="default"/>
-          <w:lang w:val="en-US" w:eastAsia="zh-CN"/>
-        </w:rPr>
-        <w:t>准确率</w:t>
-      </w:r>
-    </w:p>
-    <w:p>
-      <w:pPr>
-        <w:rPr>
-          <w:rFonts w:hint="default"/>
-          <w:lang w:val="en-US" w:eastAsia="zh-CN"/>
-        </w:rPr>
-      </w:pPr>
-      <w:r>
-        <w:rPr>
-          <w:rFonts w:hint="default"/>
-          <w:lang w:val="en-US" w:eastAsia="zh-CN"/>
-        </w:rPr>
-        <w:t>测试100次,0-9各十张,下为出错次数</w:t>
-      </w:r>
-    </w:p>
-    <w:p>
-      <w:pPr>
-        <w:rPr>
-          <w:rFonts w:hint="default"/>
-          <w:lang w:val="en-US" w:eastAsia="zh-CN"/>
-        </w:rPr>
-      </w:pPr>
-      <w:r>
-        <w:rPr>
-          <w:rFonts w:hint="default"/>
-          <w:lang w:val="en-US" w:eastAsia="zh-CN"/>
-        </w:rPr>
-        <w:t>0</w:t>
-      </w:r>
-    </w:p>
-    <w:p>
-      <w:pPr>
-        <w:rPr>
-          <w:rFonts w:hint="default"/>
-          <w:lang w:val="en-US" w:eastAsia="zh-CN"/>
-        </w:rPr>
-      </w:pPr>
-    </w:p>
-    <w:p>
-      <w:pPr>
-        <w:rPr>
-          <w:rFonts w:hint="default"/>
-          <w:lang w:val="en-US" w:eastAsia="zh-CN"/>
-        </w:rPr>
-      </w:pPr>
-      <w:r>
-        <w:rPr>
-          <w:rFonts w:hint="default"/>
-          <w:lang w:val="en-US" w:eastAsia="zh-CN"/>
-        </w:rPr>
-        <w:t>1</w:t>
-      </w:r>
-    </w:p>
-    <w:p>
-      <w:pPr>
-        <w:rPr>
-          <w:rFonts w:hint="default"/>
-          <w:lang w:val="en-US" w:eastAsia="zh-CN"/>
-        </w:rPr>
-      </w:pPr>
-      <w:r>
-        <w:rPr>
-          <w:rFonts w:hint="default"/>
-          <w:lang w:val="en-US" w:eastAsia="zh-CN"/>
-        </w:rPr>
-        <w:t>2</w:t>
-      </w:r>
-      <w:r>
-        <w:rPr>
-          <w:rFonts w:hint="default"/>
-          <w:lang w:val="en-US" w:eastAsia="zh-CN"/>
-        </w:rPr>
-        <w:tab/>
-      </w:r>
-      <w:r>
-        <w:rPr>
-          <w:rFonts w:hint="default"/>
-          <w:lang w:val="en-US" w:eastAsia="zh-CN"/>
-        </w:rPr>
-        <w:t>1</w:t>
-      </w:r>
-    </w:p>
-    <w:p>
-      <w:pPr>
-        <w:rPr>
-          <w:rFonts w:hint="default"/>
-          <w:lang w:val="en-US" w:eastAsia="zh-CN"/>
-        </w:rPr>
-      </w:pPr>
-      <w:r>
-        <w:rPr>
-          <w:rFonts w:hint="default"/>
-          <w:lang w:val="en-US" w:eastAsia="zh-CN"/>
-        </w:rPr>
-        <w:t>3</w:t>
-      </w:r>
-      <w:r>
-        <w:rPr>
-          <w:rFonts w:hint="default"/>
-          <w:lang w:val="en-US" w:eastAsia="zh-CN"/>
-        </w:rPr>
-        <w:tab/>
-      </w:r>
-      <w:r>
-        <w:rPr>
-          <w:rFonts w:hint="default"/>
-          <w:lang w:val="en-US" w:eastAsia="zh-CN"/>
-        </w:rPr>
-        <w:t>2</w:t>
-      </w:r>
-    </w:p>
-    <w:p>
-      <w:pPr>
-        <w:rPr>
-          <w:rFonts w:hint="default"/>
-          <w:lang w:val="en-US" w:eastAsia="zh-CN"/>
-        </w:rPr>
-      </w:pPr>
-      <w:r>
-        <w:rPr>
-          <w:rFonts w:hint="default"/>
-          <w:lang w:val="en-US" w:eastAsia="zh-CN"/>
-        </w:rPr>
-        <w:t>4</w:t>
-      </w:r>
-    </w:p>
-    <w:p>
-      <w:pPr>
-        <w:rPr>
-          <w:rFonts w:hint="default"/>
-          <w:lang w:val="en-US" w:eastAsia="zh-CN"/>
-        </w:rPr>
-      </w:pPr>
-      <w:r>
-        <w:rPr>
-          <w:rFonts w:hint="default"/>
-          <w:lang w:val="en-US" w:eastAsia="zh-CN"/>
-        </w:rPr>
-        <w:t>5</w:t>
-      </w:r>
-      <w:r>
-        <w:rPr>
-          <w:rFonts w:hint="default"/>
-          <w:lang w:val="en-US" w:eastAsia="zh-CN"/>
-        </w:rPr>
-        <w:tab/>
-      </w:r>
-      <w:r>
-        <w:rPr>
-          <w:rFonts w:hint="default"/>
-          <w:lang w:val="en-US" w:eastAsia="zh-CN"/>
-        </w:rPr>
-        <w:t>2</w:t>
-      </w:r>
-    </w:p>
-    <w:p>
-      <w:pPr>
-        <w:rPr>
-          <w:rFonts w:hint="default"/>
-          <w:lang w:val="en-US" w:eastAsia="zh-CN"/>
-        </w:rPr>
-      </w:pPr>
-      <w:r>
-        <w:rPr>
-          <w:rFonts w:hint="default"/>
-          <w:lang w:val="en-US" w:eastAsia="zh-CN"/>
-        </w:rPr>
-        <w:t>6</w:t>
-      </w:r>
-      <w:r>
-        <w:rPr>
-          <w:rFonts w:hint="default"/>
-          <w:lang w:val="en-US" w:eastAsia="zh-CN"/>
-        </w:rPr>
-        <w:tab/>
-      </w:r>
-      <w:r>
-        <w:rPr>
-          <w:rFonts w:hint="default"/>
-          <w:lang w:val="en-US" w:eastAsia="zh-CN"/>
-        </w:rPr>
-        <w:t>1</w:t>
-      </w:r>
-    </w:p>
-    <w:p>
-      <w:pPr>
-        <w:rPr>
-          <w:rFonts w:hint="default"/>
-          <w:lang w:val="en-US" w:eastAsia="zh-CN"/>
-        </w:rPr>
-      </w:pPr>
-      <w:r>
-        <w:rPr>
-          <w:rFonts w:hint="default"/>
-          <w:lang w:val="en-US" w:eastAsia="zh-CN"/>
-        </w:rPr>
-        <w:t>7</w:t>
-      </w:r>
-      <w:r>
-        <w:rPr>
-          <w:rFonts w:hint="default"/>
-          <w:lang w:val="en-US" w:eastAsia="zh-CN"/>
-        </w:rPr>
-        <w:tab/>
-      </w:r>
-      <w:r>
-        <w:rPr>
-          <w:rFonts w:hint="default"/>
-          <w:lang w:val="en-US" w:eastAsia="zh-CN"/>
-        </w:rPr>
-        <w:t>1</w:t>
-      </w:r>
-    </w:p>
-    <w:p>
-      <w:pPr>
-        <w:rPr>
-          <w:rFonts w:hint="default"/>
-          <w:lang w:val="en-US" w:eastAsia="zh-CN"/>
-        </w:rPr>
-      </w:pPr>
-      <w:r>
-        <w:rPr>
-          <w:rFonts w:hint="default"/>
+        <w:t>准确率计算</w:t>
+      </w:r>
+    </w:p>
+    <w:p>
+      <w:pPr>
+        <w:rPr>
+          <w:rFonts w:hint="default"/>
+          <w:lang w:val="en-US" w:eastAsia="zh-CN"/>
+        </w:rPr>
+      </w:pPr>
+      <w:r>
+        <w:rPr>
+          <w:rFonts w:hint="eastAsia"/>
+          <w:lang w:val="en-US" w:eastAsia="zh-CN"/>
+        </w:rPr>
+        <w:t>100图测试</w:t>
+      </w:r>
+    </w:p>
+    <w:p>
+      <w:pPr>
+        <w:rPr>
+          <w:rFonts w:hint="default" w:eastAsia="宋体"/>
+          <w:lang w:val="en-US" w:eastAsia="zh-CN"/>
+        </w:rPr>
+      </w:pPr>
+      <w:r>
+        <w:rPr>
+          <w:rFonts w:hint="eastAsia" w:ascii="Consolas" w:hAnsi="Consolas" w:eastAsia="Consolas"/>
+          <w:b/>
+          <w:color w:val="7F0055"/>
+          <w:sz w:val="20"/>
+          <w:szCs w:val="24"/>
+          <w:shd w:val="clear" w:color="auto" w:fill="E8F2FE"/>
+        </w:rPr>
+        <w:t>#define</w:t>
+      </w:r>
+      <w:r>
+        <w:rPr>
+          <w:rFonts w:hint="eastAsia" w:ascii="Consolas" w:hAnsi="Consolas" w:eastAsia="Consolas"/>
+          <w:color w:val="000000"/>
+          <w:sz w:val="20"/>
+          <w:szCs w:val="24"/>
+          <w:shd w:val="clear" w:color="auto" w:fill="E8F2FE"/>
+        </w:rPr>
+        <w:t xml:space="preserve"> QUANT_SHIFT   </w:t>
+      </w:r>
+      <w:r>
+        <w:rPr>
+          <w:rFonts w:hint="eastAsia" w:ascii="Consolas" w:hAnsi="Consolas" w:eastAsia="宋体"/>
+          <w:color w:val="000000"/>
+          <w:sz w:val="20"/>
+          <w:szCs w:val="24"/>
+          <w:shd w:val="clear" w:color="auto" w:fill="E8F2FE"/>
+          <w:lang w:val="en-US" w:eastAsia="zh-CN"/>
+        </w:rPr>
+        <w:t>12</w:t>
+      </w:r>
+    </w:p>
+    <w:p>
+      <w:pPr>
+        <w:rPr>
+          <w:rFonts w:hint="default"/>
+          <w:lang w:val="en-US" w:eastAsia="zh-CN"/>
+        </w:rPr>
+      </w:pPr>
+      <w:r>
+        <w:rPr>
+          <w:rFonts w:hint="default"/>
+          <w:lang w:val="en-US" w:eastAsia="zh-CN"/>
+        </w:rPr>
+        <w:t>===== Batch Result =====</w:t>
+      </w:r>
+    </w:p>
+    <w:p>
+      <w:pPr>
+        <w:rPr>
+          <w:rFonts w:hint="default"/>
+          <w:lang w:val="en-US" w:eastAsia="zh-CN"/>
+        </w:rPr>
+      </w:pPr>
+      <w:r>
+        <w:rPr>
+          <w:rFonts w:hint="default"/>
+          <w:lang w:val="en-US" w:eastAsia="zh-CN"/>
+        </w:rPr>
+        <w:t>Total:      100</w:t>
+      </w:r>
+    </w:p>
+    <w:p>
+      <w:pPr>
+        <w:rPr>
+          <w:rFonts w:hint="default"/>
+          <w:lang w:val="en-US" w:eastAsia="zh-CN"/>
+        </w:rPr>
+      </w:pPr>
+      <w:r>
+        <w:rPr>
+          <w:rFonts w:hint="default"/>
+          <w:lang w:val="en-US" w:eastAsia="zh-CN"/>
+        </w:rPr>
+        <w:t>Correct:    8</w:t>
+      </w:r>
+    </w:p>
+    <w:p>
+      <w:pPr>
+        <w:rPr>
+          <w:rFonts w:hint="default"/>
+          <w:lang w:val="en-US" w:eastAsia="zh-CN"/>
+        </w:rPr>
+      </w:pPr>
+      <w:r>
+        <w:rPr>
+          <w:rFonts w:hint="default"/>
+          <w:lang w:val="en-US" w:eastAsia="zh-CN"/>
+        </w:rPr>
+        <w:t>Accuracy:   8.00%</w:t>
+      </w:r>
+    </w:p>
+    <w:p>
+      <w:pPr>
+        <w:rPr>
+          <w:rFonts w:hint="default"/>
+          <w:lang w:val="en-US" w:eastAsia="zh-CN"/>
+        </w:rPr>
+      </w:pPr>
+      <w:r>
+        <w:rPr>
+          <w:rFonts w:hint="default"/>
+          <w:lang w:val="en-US" w:eastAsia="zh-CN"/>
+        </w:rPr>
+        <w:t>Avg cycles: 307772</w:t>
+      </w:r>
+    </w:p>
+    <w:p>
+      <w:pPr>
+        <w:rPr>
+          <w:rFonts w:hint="default"/>
+          <w:lang w:val="en-US" w:eastAsia="zh-CN"/>
+        </w:rPr>
+      </w:pPr>
+    </w:p>
+    <w:p>
+      <w:pPr>
+        <w:rPr>
+          <w:rFonts w:hint="default"/>
+          <w:lang w:val="en-US" w:eastAsia="zh-CN"/>
+        </w:rPr>
+      </w:pPr>
+      <w:r>
+        <w:rPr>
+          <w:rFonts w:hint="eastAsia" w:ascii="Consolas" w:hAnsi="Consolas" w:eastAsia="Consolas"/>
+          <w:b/>
+          <w:color w:val="7F0055"/>
+          <w:sz w:val="20"/>
+          <w:szCs w:val="24"/>
+          <w:shd w:val="clear" w:color="auto" w:fill="E8F2FE"/>
+        </w:rPr>
+        <w:t>#define</w:t>
+      </w:r>
+      <w:r>
+        <w:rPr>
+          <w:rFonts w:hint="eastAsia" w:ascii="Consolas" w:hAnsi="Consolas" w:eastAsia="Consolas"/>
+          <w:color w:val="000000"/>
+          <w:sz w:val="20"/>
+          <w:szCs w:val="24"/>
+          <w:shd w:val="clear" w:color="auto" w:fill="E8F2FE"/>
+        </w:rPr>
+        <w:t xml:space="preserve"> QUANT_SHIFT   </w:t>
+      </w:r>
+      <w:r>
+        <w:rPr>
+          <w:rFonts w:hint="eastAsia" w:ascii="Consolas" w:hAnsi="Consolas" w:eastAsia="宋体"/>
+          <w:color w:val="000000"/>
+          <w:sz w:val="20"/>
+          <w:szCs w:val="24"/>
+          <w:shd w:val="clear" w:color="auto" w:fill="E8F2FE"/>
+          <w:lang w:val="en-US" w:eastAsia="zh-CN"/>
+        </w:rPr>
+        <w:t>11</w:t>
+      </w:r>
+    </w:p>
+    <w:p>
+      <w:pPr>
+        <w:rPr>
+          <w:rFonts w:hint="default"/>
+          <w:lang w:val="en-US" w:eastAsia="zh-CN"/>
+        </w:rPr>
+      </w:pPr>
+      <w:r>
+        <w:rPr>
+          <w:rFonts w:hint="default"/>
+          <w:lang w:val="en-US" w:eastAsia="zh-CN"/>
+        </w:rPr>
+        <w:t>===== Batch Result =====</w:t>
+      </w:r>
+    </w:p>
+    <w:p>
+      <w:pPr>
+        <w:rPr>
+          <w:rFonts w:hint="default"/>
+          <w:lang w:val="en-US" w:eastAsia="zh-CN"/>
+        </w:rPr>
+      </w:pPr>
+      <w:r>
+        <w:rPr>
+          <w:rFonts w:hint="default"/>
+          <w:lang w:val="en-US" w:eastAsia="zh-CN"/>
+        </w:rPr>
+        <w:t>Total:      100</w:t>
+      </w:r>
+    </w:p>
+    <w:p>
+      <w:pPr>
+        <w:rPr>
+          <w:rFonts w:hint="default"/>
+          <w:lang w:val="en-US" w:eastAsia="zh-CN"/>
+        </w:rPr>
+      </w:pPr>
+      <w:r>
+        <w:rPr>
+          <w:rFonts w:hint="default"/>
+          <w:lang w:val="en-US" w:eastAsia="zh-CN"/>
+        </w:rPr>
+        <w:t>Correct:    8</w:t>
+      </w:r>
+    </w:p>
+    <w:p>
+      <w:pPr>
+        <w:rPr>
+          <w:rFonts w:hint="default"/>
+          <w:lang w:val="en-US" w:eastAsia="zh-CN"/>
+        </w:rPr>
+      </w:pPr>
+      <w:r>
+        <w:rPr>
+          <w:rFonts w:hint="default"/>
+          <w:lang w:val="en-US" w:eastAsia="zh-CN"/>
+        </w:rPr>
+        <w:t>Accuracy:   8.00%</w:t>
+      </w:r>
+    </w:p>
+    <w:p>
+      <w:pPr>
+        <w:rPr>
+          <w:rFonts w:hint="default"/>
+          <w:lang w:val="en-US" w:eastAsia="zh-CN"/>
+        </w:rPr>
+      </w:pPr>
+      <w:r>
+        <w:rPr>
+          <w:rFonts w:hint="default"/>
+          <w:lang w:val="en-US" w:eastAsia="zh-CN"/>
+        </w:rPr>
+        <w:t>Avg cycles: 307822</w:t>
+      </w:r>
+    </w:p>
+    <w:p>
+      <w:pPr>
+        <w:rPr>
+          <w:rFonts w:hint="default"/>
+          <w:lang w:val="en-US" w:eastAsia="zh-CN"/>
+        </w:rPr>
+      </w:pPr>
+    </w:p>
+    <w:p>
+      <w:pPr>
+        <w:rPr>
+          <w:rFonts w:hint="default"/>
+          <w:lang w:val="en-US" w:eastAsia="zh-CN"/>
+        </w:rPr>
+      </w:pPr>
+    </w:p>
+    <w:p>
+      <w:pPr>
+        <w:rPr>
+          <w:rFonts w:hint="default" w:ascii="Consolas" w:hAnsi="Consolas" w:eastAsia="宋体"/>
+          <w:color w:val="000000"/>
+          <w:sz w:val="20"/>
+          <w:szCs w:val="24"/>
+          <w:shd w:val="clear" w:color="auto" w:fill="E8F2FE"/>
+          <w:lang w:val="en-US" w:eastAsia="zh-CN"/>
+        </w:rPr>
+      </w:pPr>
+      <w:r>
+        <w:rPr>
+          <w:rFonts w:hint="eastAsia" w:ascii="Consolas" w:hAnsi="Consolas" w:eastAsia="Consolas"/>
+          <w:b/>
+          <w:color w:val="7F0055"/>
+          <w:sz w:val="20"/>
+          <w:szCs w:val="24"/>
+          <w:shd w:val="clear" w:color="auto" w:fill="E8F2FE"/>
+        </w:rPr>
+        <w:t>#define</w:t>
+      </w:r>
+      <w:r>
+        <w:rPr>
+          <w:rFonts w:hint="eastAsia" w:ascii="Consolas" w:hAnsi="Consolas" w:eastAsia="Consolas"/>
+          <w:color w:val="000000"/>
+          <w:sz w:val="20"/>
+          <w:szCs w:val="24"/>
+          <w:shd w:val="clear" w:color="auto" w:fill="E8F2FE"/>
+        </w:rPr>
+        <w:t xml:space="preserve"> QUANT_SHIFT   </w:t>
+      </w:r>
+      <w:r>
+        <w:rPr>
+          <w:rFonts w:hint="eastAsia" w:ascii="Consolas" w:hAnsi="Consolas" w:eastAsia="宋体"/>
+          <w:color w:val="000000"/>
+          <w:sz w:val="20"/>
+          <w:szCs w:val="24"/>
+          <w:shd w:val="clear" w:color="auto" w:fill="E8F2FE"/>
+          <w:lang w:val="en-US" w:eastAsia="zh-CN"/>
+        </w:rPr>
+        <w:t>10</w:t>
+      </w:r>
+    </w:p>
+    <w:p>
+      <w:pPr>
+        <w:rPr>
+          <w:rFonts w:hint="default" w:ascii="Consolas" w:hAnsi="Consolas" w:eastAsia="宋体"/>
+          <w:color w:val="000000"/>
+          <w:sz w:val="20"/>
+          <w:szCs w:val="24"/>
+          <w:shd w:val="clear" w:color="auto" w:fill="E8F2FE"/>
+          <w:lang w:val="en-US" w:eastAsia="zh-CN"/>
+        </w:rPr>
+      </w:pPr>
+      <w:r>
+        <w:rPr>
+          <w:rFonts w:hint="default" w:ascii="Consolas" w:hAnsi="Consolas" w:eastAsia="宋体"/>
+          <w:color w:val="000000"/>
+          <w:sz w:val="20"/>
+          <w:szCs w:val="24"/>
+          <w:shd w:val="clear" w:color="auto" w:fill="E8F2FE"/>
+          <w:lang w:val="en-US" w:eastAsia="zh-CN"/>
+        </w:rPr>
+        <w:t>===== Batch Result =====</w:t>
+      </w:r>
+    </w:p>
+    <w:p>
+      <w:pPr>
+        <w:rPr>
+          <w:rFonts w:hint="default" w:ascii="Consolas" w:hAnsi="Consolas" w:eastAsia="宋体"/>
+          <w:color w:val="000000"/>
+          <w:sz w:val="20"/>
+          <w:szCs w:val="24"/>
+          <w:shd w:val="clear" w:color="auto" w:fill="E8F2FE"/>
+          <w:lang w:val="en-US" w:eastAsia="zh-CN"/>
+        </w:rPr>
+      </w:pPr>
+      <w:r>
+        <w:rPr>
+          <w:rFonts w:hint="default" w:ascii="Consolas" w:hAnsi="Consolas" w:eastAsia="宋体"/>
+          <w:color w:val="000000"/>
+          <w:sz w:val="20"/>
+          <w:szCs w:val="24"/>
+          <w:shd w:val="clear" w:color="auto" w:fill="E8F2FE"/>
+          <w:lang w:val="en-US" w:eastAsia="zh-CN"/>
+        </w:rPr>
+        <w:t>Total:      100</w:t>
+      </w:r>
+    </w:p>
+    <w:p>
+      <w:pPr>
+        <w:rPr>
+          <w:rFonts w:hint="default" w:ascii="Consolas" w:hAnsi="Consolas" w:eastAsia="宋体"/>
+          <w:color w:val="000000"/>
+          <w:sz w:val="20"/>
+          <w:szCs w:val="24"/>
+          <w:shd w:val="clear" w:color="auto" w:fill="E8F2FE"/>
+          <w:lang w:val="en-US" w:eastAsia="zh-CN"/>
+        </w:rPr>
+      </w:pPr>
+      <w:r>
+        <w:rPr>
+          <w:rFonts w:hint="default" w:ascii="Consolas" w:hAnsi="Consolas" w:eastAsia="宋体"/>
+          <w:color w:val="000000"/>
+          <w:sz w:val="20"/>
+          <w:szCs w:val="24"/>
+          <w:shd w:val="clear" w:color="auto" w:fill="E8F2FE"/>
+          <w:lang w:val="en-US" w:eastAsia="zh-CN"/>
+        </w:rPr>
+        <w:t>Correct:    98</w:t>
+      </w:r>
+    </w:p>
+    <w:p>
+      <w:pPr>
+        <w:rPr>
+          <w:rFonts w:hint="default" w:ascii="Consolas" w:hAnsi="Consolas" w:eastAsia="宋体"/>
+          <w:color w:val="000000"/>
+          <w:sz w:val="20"/>
+          <w:szCs w:val="24"/>
+          <w:shd w:val="clear" w:color="auto" w:fill="E8F2FE"/>
+          <w:lang w:val="en-US" w:eastAsia="zh-CN"/>
+        </w:rPr>
+      </w:pPr>
+      <w:r>
+        <w:rPr>
+          <w:rFonts w:hint="default" w:ascii="Consolas" w:hAnsi="Consolas" w:eastAsia="宋体"/>
+          <w:color w:val="000000"/>
+          <w:sz w:val="20"/>
+          <w:szCs w:val="24"/>
+          <w:shd w:val="clear" w:color="auto" w:fill="E8F2FE"/>
+          <w:lang w:val="en-US" w:eastAsia="zh-CN"/>
+        </w:rPr>
+        <w:t>Accuracy:   98.00%</w:t>
+      </w:r>
+    </w:p>
+    <w:p>
+      <w:pPr>
+        <w:rPr>
+          <w:rFonts w:hint="default" w:ascii="Consolas" w:hAnsi="Consolas" w:eastAsia="宋体"/>
+          <w:color w:val="000000"/>
+          <w:sz w:val="20"/>
+          <w:szCs w:val="24"/>
+          <w:shd w:val="clear" w:color="auto" w:fill="E8F2FE"/>
+          <w:lang w:val="en-US" w:eastAsia="zh-CN"/>
+        </w:rPr>
+      </w:pPr>
+      <w:r>
+        <w:rPr>
+          <w:rFonts w:hint="default" w:ascii="Consolas" w:hAnsi="Consolas" w:eastAsia="宋体"/>
+          <w:color w:val="000000"/>
+          <w:sz w:val="20"/>
+          <w:szCs w:val="24"/>
+          <w:shd w:val="clear" w:color="auto" w:fill="E8F2FE"/>
+          <w:lang w:val="en-US" w:eastAsia="zh-CN"/>
+        </w:rPr>
+        <w:t>Avg cycles: 307849</w:t>
+      </w:r>
+    </w:p>
+    <w:p>
+      <w:pPr>
+        <w:rPr>
+          <w:rFonts w:hint="default"/>
+          <w:lang w:val="en-US" w:eastAsia="zh-CN"/>
+        </w:rPr>
+      </w:pPr>
+    </w:p>
+    <w:p>
+      <w:pPr>
+        <w:rPr>
+          <w:rFonts w:hint="eastAsia" w:eastAsia="宋体"/>
+          <w:lang w:val="en-US" w:eastAsia="zh-CN"/>
+        </w:rPr>
+      </w:pPr>
+      <w:r>
+        <w:rPr>
+          <w:rFonts w:hint="eastAsia" w:ascii="Consolas" w:hAnsi="Consolas" w:eastAsia="Consolas"/>
+          <w:b/>
+          <w:color w:val="7F0055"/>
+          <w:sz w:val="20"/>
+          <w:szCs w:val="24"/>
+          <w:shd w:val="clear" w:color="auto" w:fill="E8F2FE"/>
+        </w:rPr>
+        <w:t>#define</w:t>
+      </w:r>
+      <w:r>
+        <w:rPr>
+          <w:rFonts w:hint="eastAsia" w:ascii="Consolas" w:hAnsi="Consolas" w:eastAsia="Consolas"/>
+          <w:color w:val="000000"/>
+          <w:sz w:val="20"/>
+          <w:szCs w:val="24"/>
+          <w:shd w:val="clear" w:color="auto" w:fill="E8F2FE"/>
+        </w:rPr>
+        <w:t xml:space="preserve"> QUANT_SHIFT   </w:t>
+      </w:r>
+      <w:r>
+        <w:rPr>
+          <w:rFonts w:hint="eastAsia" w:ascii="Consolas" w:hAnsi="Consolas" w:eastAsia="宋体"/>
+          <w:color w:val="000000"/>
+          <w:sz w:val="20"/>
+          <w:szCs w:val="24"/>
+          <w:shd w:val="clear" w:color="auto" w:fill="E8F2FE"/>
+          <w:lang w:val="en-US" w:eastAsia="zh-CN"/>
+        </w:rPr>
+        <w:t>9</w:t>
+      </w:r>
+    </w:p>
+    <w:p>
+      <w:pPr>
+        <w:rPr>
+          <w:rFonts w:hint="default"/>
+          <w:lang w:val="en-US" w:eastAsia="zh-CN"/>
+        </w:rPr>
+      </w:pPr>
+      <w:r>
+        <w:rPr>
+          <w:rFonts w:hint="default"/>
+          <w:lang w:val="en-US" w:eastAsia="zh-CN"/>
+        </w:rPr>
+        <w:t>===== Batch Result =====</w:t>
+      </w:r>
+    </w:p>
+    <w:p>
+      <w:pPr>
+        <w:rPr>
+          <w:rFonts w:hint="default"/>
+          <w:lang w:val="en-US" w:eastAsia="zh-CN"/>
+        </w:rPr>
+      </w:pPr>
+      <w:r>
+        <w:rPr>
+          <w:rFonts w:hint="default"/>
+          <w:lang w:val="en-US" w:eastAsia="zh-CN"/>
+        </w:rPr>
+        <w:t>Total:      100</w:t>
+      </w:r>
+    </w:p>
+    <w:p>
+      <w:pPr>
+        <w:rPr>
+          <w:rFonts w:hint="default"/>
+          <w:lang w:val="en-US" w:eastAsia="zh-CN"/>
+        </w:rPr>
+      </w:pPr>
+      <w:r>
+        <w:rPr>
+          <w:rFonts w:hint="default"/>
+          <w:lang w:val="en-US" w:eastAsia="zh-CN"/>
+        </w:rPr>
+        <w:t>Correct:    100</w:t>
+      </w:r>
+    </w:p>
+    <w:p>
+      <w:pPr>
+        <w:rPr>
+          <w:rFonts w:hint="default"/>
+          <w:lang w:val="en-US" w:eastAsia="zh-CN"/>
+        </w:rPr>
+      </w:pPr>
+      <w:r>
+        <w:rPr>
+          <w:rFonts w:hint="default"/>
+          <w:lang w:val="en-US" w:eastAsia="zh-CN"/>
+        </w:rPr>
+        <w:t>Accuracy:   100.00%</w:t>
+      </w:r>
+    </w:p>
+    <w:p>
+      <w:pPr>
+        <w:rPr>
+          <w:rFonts w:hint="default"/>
+          <w:lang w:val="en-US" w:eastAsia="zh-CN"/>
+        </w:rPr>
+      </w:pPr>
+      <w:r>
+        <w:rPr>
+          <w:rFonts w:hint="default"/>
+          <w:lang w:val="en-US" w:eastAsia="zh-CN"/>
+        </w:rPr>
+        <w:t>Avg cycles: 307861</w:t>
+      </w:r>
+    </w:p>
+    <w:p>
+      <w:pPr>
+        <w:rPr>
+          <w:rFonts w:hint="default"/>
+          <w:lang w:val="en-US" w:eastAsia="zh-CN"/>
+        </w:rPr>
+      </w:pPr>
+    </w:p>
+    <w:p>
+      <w:pPr>
+        <w:rPr>
+          <w:rFonts w:hint="default"/>
+          <w:lang w:val="en-US" w:eastAsia="zh-CN"/>
+        </w:rPr>
+      </w:pPr>
+    </w:p>
+    <w:p>
+      <w:pPr>
+        <w:rPr>
+          <w:rFonts w:hint="eastAsia" w:ascii="Consolas" w:hAnsi="Consolas" w:eastAsia="宋体"/>
+          <w:color w:val="000000"/>
+          <w:sz w:val="20"/>
+          <w:szCs w:val="24"/>
+          <w:shd w:val="clear" w:color="auto" w:fill="E8F2FE"/>
+          <w:lang w:val="en-US" w:eastAsia="zh-CN"/>
+        </w:rPr>
+      </w:pPr>
+      <w:r>
+        <w:rPr>
+          <w:rFonts w:hint="eastAsia" w:ascii="Consolas" w:hAnsi="Consolas" w:eastAsia="Consolas"/>
+          <w:b/>
+          <w:color w:val="7F0055"/>
+          <w:sz w:val="20"/>
+          <w:szCs w:val="24"/>
+          <w:shd w:val="clear" w:color="auto" w:fill="E8F2FE"/>
+        </w:rPr>
+        <w:t>#define</w:t>
+      </w:r>
+      <w:r>
+        <w:rPr>
+          <w:rFonts w:hint="eastAsia" w:ascii="Consolas" w:hAnsi="Consolas" w:eastAsia="Consolas"/>
+          <w:color w:val="000000"/>
+          <w:sz w:val="20"/>
+          <w:szCs w:val="24"/>
+          <w:shd w:val="clear" w:color="auto" w:fill="E8F2FE"/>
+        </w:rPr>
+        <w:t xml:space="preserve"> QUANT_SHIFT   </w:t>
+      </w:r>
+      <w:r>
+        <w:rPr>
+          <w:rFonts w:hint="eastAsia" w:ascii="Consolas" w:hAnsi="Consolas" w:eastAsia="宋体"/>
+          <w:color w:val="000000"/>
+          <w:sz w:val="20"/>
+          <w:szCs w:val="24"/>
+          <w:shd w:val="clear" w:color="auto" w:fill="E8F2FE"/>
           <w:lang w:val="en-US" w:eastAsia="zh-CN"/>
         </w:rPr>
         <w:t>8</w:t>
@@ -3479,13 +3836,216 @@
     <w:p>
       <w:pPr>
         <w:rPr>
-          <w:rFonts w:hint="default"/>
-          <w:lang w:val="en-US" w:eastAsia="zh-CN"/>
-        </w:rPr>
-      </w:pPr>
-      <w:r>
-        <w:rPr>
-          <w:rFonts w:hint="default"/>
+          <w:rFonts w:hint="default" w:ascii="Consolas" w:hAnsi="Consolas" w:eastAsia="宋体"/>
+          <w:color w:val="000000"/>
+          <w:sz w:val="20"/>
+          <w:szCs w:val="24"/>
+          <w:shd w:val="clear" w:color="auto" w:fill="E8F2FE"/>
+          <w:lang w:val="en-US" w:eastAsia="zh-CN"/>
+        </w:rPr>
+      </w:pPr>
+      <w:r>
+        <w:rPr>
+          <w:rFonts w:hint="default" w:ascii="Consolas" w:hAnsi="Consolas" w:eastAsia="宋体"/>
+          <w:color w:val="000000"/>
+          <w:sz w:val="20"/>
+          <w:szCs w:val="24"/>
+          <w:shd w:val="clear" w:color="auto" w:fill="E8F2FE"/>
+          <w:lang w:val="en-US" w:eastAsia="zh-CN"/>
+        </w:rPr>
+        <w:t>===== Batch Result =====</w:t>
+      </w:r>
+    </w:p>
+    <w:p>
+      <w:pPr>
+        <w:rPr>
+          <w:rFonts w:hint="default" w:ascii="Consolas" w:hAnsi="Consolas" w:eastAsia="宋体"/>
+          <w:color w:val="000000"/>
+          <w:sz w:val="20"/>
+          <w:szCs w:val="24"/>
+          <w:shd w:val="clear" w:color="auto" w:fill="E8F2FE"/>
+          <w:lang w:val="en-US" w:eastAsia="zh-CN"/>
+        </w:rPr>
+      </w:pPr>
+      <w:r>
+        <w:rPr>
+          <w:rFonts w:hint="default" w:ascii="Consolas" w:hAnsi="Consolas" w:eastAsia="宋体"/>
+          <w:color w:val="000000"/>
+          <w:sz w:val="20"/>
+          <w:szCs w:val="24"/>
+          <w:shd w:val="clear" w:color="auto" w:fill="E8F2FE"/>
+          <w:lang w:val="en-US" w:eastAsia="zh-CN"/>
+        </w:rPr>
+        <w:t>Total:      100</w:t>
+      </w:r>
+    </w:p>
+    <w:p>
+      <w:pPr>
+        <w:rPr>
+          <w:rFonts w:hint="default" w:ascii="Consolas" w:hAnsi="Consolas" w:eastAsia="宋体"/>
+          <w:color w:val="000000"/>
+          <w:sz w:val="20"/>
+          <w:szCs w:val="24"/>
+          <w:shd w:val="clear" w:color="auto" w:fill="E8F2FE"/>
+          <w:lang w:val="en-US" w:eastAsia="zh-CN"/>
+        </w:rPr>
+      </w:pPr>
+      <w:r>
+        <w:rPr>
+          <w:rFonts w:hint="default" w:ascii="Consolas" w:hAnsi="Consolas" w:eastAsia="宋体"/>
+          <w:color w:val="000000"/>
+          <w:sz w:val="20"/>
+          <w:szCs w:val="24"/>
+          <w:shd w:val="clear" w:color="auto" w:fill="E8F2FE"/>
+          <w:lang w:val="en-US" w:eastAsia="zh-CN"/>
+        </w:rPr>
+        <w:t>Correct:    94</w:t>
+      </w:r>
+    </w:p>
+    <w:p>
+      <w:pPr>
+        <w:rPr>
+          <w:rFonts w:hint="default" w:ascii="Consolas" w:hAnsi="Consolas" w:eastAsia="宋体"/>
+          <w:color w:val="000000"/>
+          <w:sz w:val="20"/>
+          <w:szCs w:val="24"/>
+          <w:shd w:val="clear" w:color="auto" w:fill="E8F2FE"/>
+          <w:lang w:val="en-US" w:eastAsia="zh-CN"/>
+        </w:rPr>
+      </w:pPr>
+      <w:r>
+        <w:rPr>
+          <w:rFonts w:hint="default" w:ascii="Consolas" w:hAnsi="Consolas" w:eastAsia="宋体"/>
+          <w:color w:val="000000"/>
+          <w:sz w:val="20"/>
+          <w:szCs w:val="24"/>
+          <w:shd w:val="clear" w:color="auto" w:fill="E8F2FE"/>
+          <w:lang w:val="en-US" w:eastAsia="zh-CN"/>
+        </w:rPr>
+        <w:t>Accuracy:   94.00%</w:t>
+      </w:r>
+    </w:p>
+    <w:p>
+      <w:pPr>
+        <w:rPr>
+          <w:rFonts w:hint="default" w:ascii="Consolas" w:hAnsi="Consolas" w:eastAsia="宋体"/>
+          <w:color w:val="000000"/>
+          <w:sz w:val="20"/>
+          <w:szCs w:val="24"/>
+          <w:shd w:val="clear" w:color="auto" w:fill="E8F2FE"/>
+          <w:lang w:val="en-US" w:eastAsia="zh-CN"/>
+        </w:rPr>
+      </w:pPr>
+      <w:r>
+        <w:rPr>
+          <w:rFonts w:hint="default" w:ascii="Consolas" w:hAnsi="Consolas" w:eastAsia="宋体"/>
+          <w:color w:val="000000"/>
+          <w:sz w:val="20"/>
+          <w:szCs w:val="24"/>
+          <w:shd w:val="clear" w:color="auto" w:fill="E8F2FE"/>
+          <w:lang w:val="en-US" w:eastAsia="zh-CN"/>
+        </w:rPr>
+        <w:t>Avg cycles: 307855</w:t>
+      </w:r>
+    </w:p>
+    <w:p>
+      <w:pPr>
+        <w:rPr>
+          <w:rFonts w:hint="default" w:ascii="Consolas" w:hAnsi="Consolas" w:eastAsia="宋体"/>
+          <w:color w:val="000000"/>
+          <w:sz w:val="20"/>
+          <w:szCs w:val="24"/>
+          <w:shd w:val="clear" w:color="auto" w:fill="E8F2FE"/>
+          <w:lang w:val="en-US" w:eastAsia="zh-CN"/>
+        </w:rPr>
+      </w:pPr>
+    </w:p>
+    <w:p>
+      <w:pPr>
+        <w:rPr>
+          <w:rFonts w:hint="default" w:ascii="Consolas" w:hAnsi="Consolas" w:eastAsia="宋体"/>
+          <w:color w:val="000000"/>
+          <w:sz w:val="20"/>
+          <w:szCs w:val="24"/>
+          <w:shd w:val="clear" w:color="auto" w:fill="E8F2FE"/>
+          <w:lang w:val="en-US" w:eastAsia="zh-CN"/>
+        </w:rPr>
+      </w:pPr>
+    </w:p>
+    <w:p>
+      <w:pPr>
+        <w:rPr>
+          <w:rFonts w:hint="eastAsia" w:ascii="Consolas" w:hAnsi="Consolas" w:eastAsia="宋体"/>
+          <w:color w:val="000000"/>
+          <w:sz w:val="20"/>
+          <w:szCs w:val="24"/>
+          <w:shd w:val="clear" w:color="auto" w:fill="E8F2FE"/>
+          <w:lang w:val="en-US" w:eastAsia="zh-CN"/>
+        </w:rPr>
+      </w:pPr>
+      <w:r>
+        <w:rPr>
+          <w:rFonts w:hint="eastAsia" w:ascii="Consolas" w:hAnsi="Consolas" w:eastAsia="宋体"/>
+          <w:color w:val="000000"/>
+          <w:sz w:val="20"/>
+          <w:szCs w:val="24"/>
+          <w:shd w:val="clear" w:color="auto" w:fill="E8F2FE"/>
+          <w:lang w:val="en-US" w:eastAsia="zh-CN"/>
+        </w:rPr>
+        <w:t>1000图测试</w:t>
+      </w:r>
+    </w:p>
+    <w:p>
+      <w:pPr>
+        <w:rPr>
+          <w:rFonts w:hint="eastAsia" w:ascii="Consolas" w:hAnsi="Consolas" w:eastAsia="宋体"/>
+          <w:color w:val="000000"/>
+          <w:sz w:val="20"/>
+          <w:szCs w:val="24"/>
+          <w:shd w:val="clear" w:color="auto" w:fill="E8F2FE"/>
+          <w:lang w:val="en-US" w:eastAsia="zh-CN"/>
+        </w:rPr>
+      </w:pPr>
+    </w:p>
+    <w:p>
+      <w:pPr>
+        <w:rPr>
+          <w:rFonts w:hint="eastAsia" w:ascii="Consolas" w:hAnsi="Consolas" w:eastAsia="宋体"/>
+          <w:color w:val="000000"/>
+          <w:sz w:val="20"/>
+          <w:szCs w:val="24"/>
+          <w:shd w:val="clear" w:color="auto" w:fill="E8F2FE"/>
+          <w:lang w:val="en-US" w:eastAsia="zh-CN"/>
+        </w:rPr>
+      </w:pPr>
+      <w:r>
+        <w:rPr>
+          <w:rFonts w:hint="eastAsia" w:ascii="Consolas" w:hAnsi="Consolas" w:eastAsia="Consolas"/>
+          <w:b/>
+          <w:color w:val="7F0055"/>
+          <w:sz w:val="20"/>
+          <w:szCs w:val="24"/>
+          <w:shd w:val="clear" w:color="auto" w:fill="E8F2FE"/>
+        </w:rPr>
+        <w:t>#define</w:t>
+      </w:r>
+      <w:r>
+        <w:rPr>
+          <w:rFonts w:hint="eastAsia" w:ascii="Consolas" w:hAnsi="Consolas" w:eastAsia="Consolas"/>
+          <w:color w:val="000000"/>
+          <w:sz w:val="20"/>
+          <w:szCs w:val="24"/>
+          <w:shd w:val="clear" w:color="auto" w:fill="E8F2FE"/>
+        </w:rPr>
+        <w:t xml:space="preserve"> QUANT_SHIFT   </w:t>
+      </w:r>
+      <w:r>
+        <w:rPr>
+          <w:rFonts w:hint="eastAsia" w:ascii="Consolas" w:hAnsi="Consolas" w:eastAsia="宋体"/>
+          <w:color w:val="000000"/>
+          <w:sz w:val="20"/>
+          <w:szCs w:val="24"/>
+          <w:shd w:val="clear" w:color="auto" w:fill="E8F2FE"/>
           <w:lang w:val="en-US" w:eastAsia="zh-CN"/>
         </w:rPr>
         <w:t>9</w:t>
@@ -3494,210 +4054,297 @@
     <w:p>
       <w:pPr>
         <w:rPr>
-          <w:rFonts w:hint="default"/>
-          <w:lang w:val="en-US" w:eastAsia="zh-CN"/>
-        </w:rPr>
-      </w:pPr>
-      <w:r>
-        <w:rPr>
-          <w:rFonts w:hint="default"/>
-          <w:lang w:val="en-US" w:eastAsia="zh-CN"/>
-        </w:rPr>
-        <w:t>准确率为93% python准确率为98.5% 由于int8量化处理,导致准确率降低</w:t>
-      </w:r>
-    </w:p>
-    <w:p>
-      <w:pPr>
-        <w:rPr>
-          <w:rFonts w:hint="default"/>
-          <w:lang w:val="en-US" w:eastAsia="zh-CN"/>
-        </w:rPr>
-      </w:pPr>
-      <w:r>
-        <w:rPr>
-          <w:rFonts w:hint="default"/>
-          <w:lang w:val="en-US" w:eastAsia="zh-CN"/>
-        </w:rPr>
-        <w:t>863ms</w:t>
-      </w:r>
-    </w:p>
-    <w:p>
-      <w:pPr>
-        <w:rPr>
-          <w:rFonts w:hint="default"/>
-          <w:lang w:val="en-US" w:eastAsia="zh-CN"/>
-        </w:rPr>
-      </w:pPr>
-      <w:r>
-        <w:rPr>
-          <w:rFonts w:hint="default"/>
-          <w:lang w:val="en-US" w:eastAsia="zh-CN"/>
-        </w:rPr>
-        <w:t>856ms</w:t>
-      </w:r>
-    </w:p>
-    <w:p>
-      <w:pPr>
-        <w:rPr>
-          <w:rFonts w:hint="default"/>
-          <w:lang w:val="en-US" w:eastAsia="zh-CN"/>
-        </w:rPr>
-      </w:pPr>
-      <w:r>
-        <w:rPr>
-          <w:rFonts w:hint="default"/>
-          <w:lang w:val="en-US" w:eastAsia="zh-CN"/>
-        </w:rPr>
-        <w:t>860ms</w:t>
-      </w:r>
-    </w:p>
-    <w:p>
-      <w:pPr>
-        <w:rPr>
-          <w:rFonts w:hint="default"/>
-          <w:lang w:val="en-US" w:eastAsia="zh-CN"/>
-        </w:rPr>
-      </w:pPr>
-      <w:r>
-        <w:rPr>
-          <w:rFonts w:hint="default"/>
-          <w:lang w:val="en-US" w:eastAsia="zh-CN"/>
-        </w:rPr>
-        <w:t>860ms</w:t>
-      </w:r>
-    </w:p>
-    <w:p>
-      <w:pPr>
-        <w:rPr>
-          <w:rFonts w:hint="default"/>
-          <w:lang w:val="en-US" w:eastAsia="zh-CN"/>
-        </w:rPr>
-      </w:pPr>
-      <w:r>
-        <w:rPr>
-          <w:rFonts w:hint="default"/>
-          <w:lang w:val="en-US" w:eastAsia="zh-CN"/>
-        </w:rPr>
-        <w:t>857ms</w:t>
-      </w:r>
-    </w:p>
-    <w:p>
-      <w:pPr>
-        <w:rPr>
-          <w:rFonts w:hint="default"/>
-          <w:lang w:val="en-US" w:eastAsia="zh-CN"/>
-        </w:rPr>
-      </w:pPr>
-      <w:r>
-        <w:rPr>
-          <w:rFonts w:hint="default"/>
-          <w:lang w:val="en-US" w:eastAsia="zh-CN"/>
-        </w:rPr>
-        <w:t>857ms</w:t>
-      </w:r>
-    </w:p>
-    <w:p>
-      <w:pPr>
-        <w:rPr>
-          <w:rFonts w:hint="default"/>
-          <w:lang w:val="en-US" w:eastAsia="zh-CN"/>
-        </w:rPr>
-      </w:pPr>
-      <w:r>
-        <w:rPr>
-          <w:rFonts w:hint="default"/>
-          <w:lang w:val="en-US" w:eastAsia="zh-CN"/>
-        </w:rPr>
-        <w:t>857ms</w:t>
-      </w:r>
-    </w:p>
-    <w:p>
-      <w:pPr>
-        <w:rPr>
-          <w:rFonts w:hint="default"/>
-          <w:lang w:val="en-US" w:eastAsia="zh-CN"/>
-        </w:rPr>
-      </w:pPr>
-      <w:r>
-        <w:rPr>
-          <w:rFonts w:hint="default"/>
-          <w:lang w:val="en-US" w:eastAsia="zh-CN"/>
-        </w:rPr>
-        <w:t>857ms</w:t>
-      </w:r>
-    </w:p>
-    <w:p>
-      <w:pPr>
-        <w:rPr>
-          <w:rFonts w:hint="default"/>
-          <w:lang w:val="en-US" w:eastAsia="zh-CN"/>
-        </w:rPr>
-      </w:pPr>
-      <w:r>
-        <w:rPr>
-          <w:rFonts w:hint="default"/>
-          <w:lang w:val="en-US" w:eastAsia="zh-CN"/>
-        </w:rPr>
-        <w:t>859ms</w:t>
-      </w:r>
-    </w:p>
-    <w:p>
-      <w:pPr>
-        <w:rPr>
-          <w:rFonts w:hint="default"/>
-          <w:lang w:val="en-US" w:eastAsia="zh-CN"/>
-        </w:rPr>
-      </w:pPr>
-      <w:r>
-        <w:rPr>
-          <w:rFonts w:hint="default"/>
-          <w:lang w:val="en-US" w:eastAsia="zh-CN"/>
-        </w:rPr>
-        <w:t>860ms</w:t>
-      </w:r>
-    </w:p>
-    <w:p>
-      <w:pPr>
-        <w:rPr>
-          <w:rFonts w:hint="default"/>
-          <w:lang w:val="en-US" w:eastAsia="zh-CN"/>
-        </w:rPr>
-      </w:pPr>
-      <w:r>
-        <w:rPr>
-          <w:rFonts w:hint="default"/>
-          <w:lang w:val="en-US" w:eastAsia="zh-CN"/>
-        </w:rPr>
-        <w:t>平均85.860ms</w:t>
-      </w:r>
-    </w:p>
-    <w:p>
-      <w:pPr>
-        <w:rPr>
-          <w:rFonts w:hint="default"/>
-          <w:lang w:val="en-US" w:eastAsia="zh-CN"/>
-        </w:rPr>
-      </w:pPr>
-      <w:r>
-        <w:rPr>
-          <w:rFonts w:hint="default"/>
-          <w:lang w:val="en-US" w:eastAsia="zh-CN"/>
-        </w:rPr>
-        <w:t>较之前482ms有较大提升</w:t>
-      </w:r>
-    </w:p>
-    <w:p>
-      <w:pPr>
-        <w:rPr>
-          <w:rFonts w:hint="default"/>
-          <w:lang w:val="en-US" w:eastAsia="zh-CN"/>
-        </w:rPr>
-      </w:pPr>
-    </w:p>
-    <w:p>
-      <w:pPr>
-        <w:rPr>
-          <w:rFonts w:hint="default"/>
+          <w:rFonts w:hint="default" w:ascii="Consolas" w:hAnsi="Consolas" w:eastAsia="宋体"/>
+          <w:color w:val="000000"/>
+          <w:sz w:val="20"/>
+          <w:szCs w:val="24"/>
+          <w:shd w:val="clear" w:color="auto" w:fill="E8F2FE"/>
+          <w:lang w:val="en-US" w:eastAsia="zh-CN"/>
+        </w:rPr>
+      </w:pPr>
+      <w:r>
+        <w:rPr>
+          <w:rFonts w:hint="default" w:ascii="Consolas" w:hAnsi="Consolas" w:eastAsia="宋体"/>
+          <w:color w:val="000000"/>
+          <w:sz w:val="20"/>
+          <w:szCs w:val="24"/>
+          <w:shd w:val="clear" w:color="auto" w:fill="E8F2FE"/>
+          <w:lang w:val="en-US" w:eastAsia="zh-CN"/>
+        </w:rPr>
+        <w:t>===== Batch Result =====</w:t>
+      </w:r>
+    </w:p>
+    <w:p>
+      <w:pPr>
+        <w:rPr>
+          <w:rFonts w:hint="default" w:ascii="Consolas" w:hAnsi="Consolas" w:eastAsia="宋体"/>
+          <w:color w:val="000000"/>
+          <w:sz w:val="20"/>
+          <w:szCs w:val="24"/>
+          <w:shd w:val="clear" w:color="auto" w:fill="E8F2FE"/>
+          <w:lang w:val="en-US" w:eastAsia="zh-CN"/>
+        </w:rPr>
+      </w:pPr>
+      <w:r>
+        <w:rPr>
+          <w:rFonts w:hint="default" w:ascii="Consolas" w:hAnsi="Consolas" w:eastAsia="宋体"/>
+          <w:color w:val="000000"/>
+          <w:sz w:val="20"/>
+          <w:szCs w:val="24"/>
+          <w:shd w:val="clear" w:color="auto" w:fill="E8F2FE"/>
+          <w:lang w:val="en-US" w:eastAsia="zh-CN"/>
+        </w:rPr>
+        <w:t>Total:      1000</w:t>
+      </w:r>
+    </w:p>
+    <w:p>
+      <w:pPr>
+        <w:rPr>
+          <w:rFonts w:hint="default" w:ascii="Consolas" w:hAnsi="Consolas" w:eastAsia="宋体"/>
+          <w:color w:val="000000"/>
+          <w:sz w:val="20"/>
+          <w:szCs w:val="24"/>
+          <w:shd w:val="clear" w:color="auto" w:fill="E8F2FE"/>
+          <w:lang w:val="en-US" w:eastAsia="zh-CN"/>
+        </w:rPr>
+      </w:pPr>
+      <w:r>
+        <w:rPr>
+          <w:rFonts w:hint="default" w:ascii="Consolas" w:hAnsi="Consolas" w:eastAsia="宋体"/>
+          <w:color w:val="000000"/>
+          <w:sz w:val="20"/>
+          <w:szCs w:val="24"/>
+          <w:shd w:val="clear" w:color="auto" w:fill="E8F2FE"/>
+          <w:lang w:val="en-US" w:eastAsia="zh-CN"/>
+        </w:rPr>
+        <w:t>Correct:    989</w:t>
+      </w:r>
+    </w:p>
+    <w:p>
+      <w:pPr>
+        <w:rPr>
+          <w:rFonts w:hint="default" w:ascii="Consolas" w:hAnsi="Consolas" w:eastAsia="宋体"/>
+          <w:color w:val="000000"/>
+          <w:sz w:val="20"/>
+          <w:szCs w:val="24"/>
+          <w:shd w:val="clear" w:color="auto" w:fill="E8F2FE"/>
+          <w:lang w:val="en-US" w:eastAsia="zh-CN"/>
+        </w:rPr>
+      </w:pPr>
+      <w:r>
+        <w:rPr>
+          <w:rFonts w:hint="default" w:ascii="Consolas" w:hAnsi="Consolas" w:eastAsia="宋体"/>
+          <w:color w:val="000000"/>
+          <w:sz w:val="20"/>
+          <w:szCs w:val="24"/>
+          <w:shd w:val="clear" w:color="auto" w:fill="E8F2FE"/>
+          <w:lang w:val="en-US" w:eastAsia="zh-CN"/>
+        </w:rPr>
+        <w:t>Accuracy:   98.90%</w:t>
+      </w:r>
+    </w:p>
+    <w:p>
+      <w:pPr>
+        <w:rPr>
+          <w:rFonts w:hint="default" w:ascii="Consolas" w:hAnsi="Consolas" w:eastAsia="宋体"/>
+          <w:color w:val="000000"/>
+          <w:sz w:val="20"/>
+          <w:szCs w:val="24"/>
+          <w:shd w:val="clear" w:color="auto" w:fill="E8F2FE"/>
+          <w:lang w:val="en-US" w:eastAsia="zh-CN"/>
+        </w:rPr>
+      </w:pPr>
+      <w:r>
+        <w:rPr>
+          <w:rFonts w:hint="default" w:ascii="Consolas" w:hAnsi="Consolas" w:eastAsia="宋体"/>
+          <w:color w:val="000000"/>
+          <w:sz w:val="20"/>
+          <w:szCs w:val="24"/>
+          <w:shd w:val="clear" w:color="auto" w:fill="E8F2FE"/>
+          <w:lang w:val="en-US" w:eastAsia="zh-CN"/>
+        </w:rPr>
+        <w:t>Avg cycles: 307863</w:t>
+      </w:r>
+    </w:p>
+    <w:p>
+      <w:pPr>
+        <w:rPr>
+          <w:rFonts w:hint="default" w:ascii="Consolas" w:hAnsi="Consolas" w:eastAsia="宋体"/>
+          <w:color w:val="000000"/>
+          <w:sz w:val="20"/>
+          <w:szCs w:val="24"/>
+          <w:shd w:val="clear" w:color="auto" w:fill="E8F2FE"/>
+          <w:lang w:val="en-US" w:eastAsia="zh-CN"/>
+        </w:rPr>
+      </w:pPr>
+    </w:p>
+    <w:p>
+      <w:pPr>
+        <w:rPr>
+          <w:rFonts w:hint="eastAsia" w:ascii="Consolas" w:hAnsi="Consolas" w:eastAsia="宋体"/>
+          <w:color w:val="000000"/>
+          <w:sz w:val="20"/>
+          <w:szCs w:val="24"/>
+          <w:shd w:val="clear" w:color="auto" w:fill="E8F2FE"/>
+          <w:lang w:val="en-US" w:eastAsia="zh-CN"/>
+        </w:rPr>
+      </w:pPr>
+      <w:r>
+        <w:rPr>
+          <w:rFonts w:hint="eastAsia" w:ascii="Consolas" w:hAnsi="Consolas" w:eastAsia="Consolas"/>
+          <w:b/>
+          <w:color w:val="7F0055"/>
+          <w:sz w:val="20"/>
+          <w:szCs w:val="24"/>
+          <w:shd w:val="clear" w:color="auto" w:fill="E8F2FE"/>
+        </w:rPr>
+        <w:t>#define</w:t>
+      </w:r>
+      <w:r>
+        <w:rPr>
+          <w:rFonts w:hint="eastAsia" w:ascii="Consolas" w:hAnsi="Consolas" w:eastAsia="Consolas"/>
+          <w:color w:val="000000"/>
+          <w:sz w:val="20"/>
+          <w:szCs w:val="24"/>
+          <w:shd w:val="clear" w:color="auto" w:fill="E8F2FE"/>
+        </w:rPr>
+        <w:t xml:space="preserve"> QUANT_SHIFT   </w:t>
+      </w:r>
+      <w:r>
+        <w:rPr>
+          <w:rFonts w:hint="eastAsia" w:ascii="Consolas" w:hAnsi="Consolas" w:eastAsia="宋体"/>
+          <w:color w:val="000000"/>
+          <w:sz w:val="20"/>
+          <w:szCs w:val="24"/>
+          <w:shd w:val="clear" w:color="auto" w:fill="E8F2FE"/>
+          <w:lang w:val="en-US" w:eastAsia="zh-CN"/>
+        </w:rPr>
+        <w:t>8</w:t>
+      </w:r>
+    </w:p>
+    <w:p>
+      <w:pPr>
+        <w:rPr>
+          <w:rFonts w:hint="default" w:ascii="Consolas" w:hAnsi="Consolas" w:eastAsia="宋体"/>
+          <w:color w:val="000000"/>
+          <w:sz w:val="20"/>
+          <w:szCs w:val="24"/>
+          <w:shd w:val="clear" w:color="auto" w:fill="E8F2FE"/>
+          <w:lang w:val="en-US" w:eastAsia="zh-CN"/>
+        </w:rPr>
+      </w:pPr>
+      <w:r>
+        <w:rPr>
+          <w:rFonts w:hint="default" w:ascii="Consolas" w:hAnsi="Consolas" w:eastAsia="宋体"/>
+          <w:color w:val="000000"/>
+          <w:sz w:val="20"/>
+          <w:szCs w:val="24"/>
+          <w:shd w:val="clear" w:color="auto" w:fill="E8F2FE"/>
+          <w:lang w:val="en-US" w:eastAsia="zh-CN"/>
+        </w:rPr>
+        <w:t>===== Batch Result =====</w:t>
+      </w:r>
+    </w:p>
+    <w:p>
+      <w:pPr>
+        <w:rPr>
+          <w:rFonts w:hint="default" w:ascii="Consolas" w:hAnsi="Consolas" w:eastAsia="宋体"/>
+          <w:color w:val="000000"/>
+          <w:sz w:val="20"/>
+          <w:szCs w:val="24"/>
+          <w:shd w:val="clear" w:color="auto" w:fill="E8F2FE"/>
+          <w:lang w:val="en-US" w:eastAsia="zh-CN"/>
+        </w:rPr>
+      </w:pPr>
+      <w:r>
+        <w:rPr>
+          <w:rFonts w:hint="default" w:ascii="Consolas" w:hAnsi="Consolas" w:eastAsia="宋体"/>
+          <w:color w:val="000000"/>
+          <w:sz w:val="20"/>
+          <w:szCs w:val="24"/>
+          <w:shd w:val="clear" w:color="auto" w:fill="E8F2FE"/>
+          <w:lang w:val="en-US" w:eastAsia="zh-CN"/>
+        </w:rPr>
+        <w:t>Total:      1000</w:t>
+      </w:r>
+    </w:p>
+    <w:p>
+      <w:pPr>
+        <w:rPr>
+          <w:rFonts w:hint="default" w:ascii="Consolas" w:hAnsi="Consolas" w:eastAsia="宋体"/>
+          <w:color w:val="000000"/>
+          <w:sz w:val="20"/>
+          <w:szCs w:val="24"/>
+          <w:shd w:val="clear" w:color="auto" w:fill="E8F2FE"/>
+          <w:lang w:val="en-US" w:eastAsia="zh-CN"/>
+        </w:rPr>
+      </w:pPr>
+      <w:r>
+        <w:rPr>
+          <w:rFonts w:hint="default" w:ascii="Consolas" w:hAnsi="Consolas" w:eastAsia="宋体"/>
+          <w:color w:val="000000"/>
+          <w:sz w:val="20"/>
+          <w:szCs w:val="24"/>
+          <w:shd w:val="clear" w:color="auto" w:fill="E8F2FE"/>
+          <w:lang w:val="en-US" w:eastAsia="zh-CN"/>
+        </w:rPr>
+        <w:t>Correct:    913</w:t>
+      </w:r>
+    </w:p>
+    <w:p>
+      <w:pPr>
+        <w:rPr>
+          <w:rFonts w:hint="default" w:ascii="Consolas" w:hAnsi="Consolas" w:eastAsia="宋体"/>
+          <w:color w:val="000000"/>
+          <w:sz w:val="20"/>
+          <w:szCs w:val="24"/>
+          <w:shd w:val="clear" w:color="auto" w:fill="E8F2FE"/>
+          <w:lang w:val="en-US" w:eastAsia="zh-CN"/>
+        </w:rPr>
+      </w:pPr>
+      <w:r>
+        <w:rPr>
+          <w:rFonts w:hint="default" w:ascii="Consolas" w:hAnsi="Consolas" w:eastAsia="宋体"/>
+          <w:color w:val="000000"/>
+          <w:sz w:val="20"/>
+          <w:szCs w:val="24"/>
+          <w:shd w:val="clear" w:color="auto" w:fill="E8F2FE"/>
+          <w:lang w:val="en-US" w:eastAsia="zh-CN"/>
+        </w:rPr>
+        <w:t>Accuracy:   91.30%</w:t>
+      </w:r>
+    </w:p>
+    <w:p>
+      <w:pPr>
+        <w:rPr>
+          <w:rFonts w:hint="default" w:ascii="Consolas" w:hAnsi="Consolas" w:eastAsia="宋体"/>
+          <w:color w:val="000000"/>
+          <w:sz w:val="20"/>
+          <w:szCs w:val="24"/>
+          <w:shd w:val="clear" w:color="auto" w:fill="E8F2FE"/>
+          <w:lang w:val="en-US" w:eastAsia="zh-CN"/>
+        </w:rPr>
+      </w:pPr>
+      <w:r>
+        <w:rPr>
+          <w:rFonts w:hint="default" w:ascii="Consolas" w:hAnsi="Consolas" w:eastAsia="宋体"/>
+          <w:color w:val="000000"/>
+          <w:sz w:val="20"/>
+          <w:szCs w:val="24"/>
+          <w:shd w:val="clear" w:color="auto" w:fill="E8F2FE"/>
+          <w:lang w:val="en-US" w:eastAsia="zh-CN"/>
+        </w:rPr>
+        <w:t>Avg cycles: 307856</w:t>
+      </w:r>
+    </w:p>
+    <w:p>
+      <w:pPr>
+        <w:rPr>
+          <w:rFonts w:hint="default" w:ascii="Consolas" w:hAnsi="Consolas" w:eastAsia="宋体"/>
+          <w:color w:val="000000"/>
+          <w:sz w:val="20"/>
+          <w:szCs w:val="24"/>
+          <w:shd w:val="clear" w:color="auto" w:fill="E8F2FE"/>
           <w:lang w:val="en-US" w:eastAsia="zh-CN"/>
         </w:rPr>
       </w:pPr>
@@ -3788,7 +4435,7 @@
     <w:lsdException w:qFormat="1" w:unhideWhenUsed="0" w:uiPriority="0" w:semiHidden="0" w:name="Title"/>
     <w:lsdException w:unhideWhenUsed="0" w:uiPriority="0" w:semiHidden="0" w:name="Closing"/>
     <w:lsdException w:unhideWhenUsed="0" w:uiPriority="0" w:semiHidden="0" w:name="Signature"/>
-    <w:lsdException w:unhideWhenUsed="0" w:uiPriority="0" w:name="Default Paragraph Font"/>
+    <w:lsdException w:qFormat="1" w:unhideWhenUsed="0" w:uiPriority="0" w:name="Default Paragraph Font"/>
     <w:lsdException w:unhideWhenUsed="0" w:uiPriority="0" w:semiHidden="0" w:name="Body Text"/>
     <w:lsdException w:unhideWhenUsed="0" w:uiPriority="0" w:semiHidden="0" w:name="Body Text Indent"/>
     <w:lsdException w:unhideWhenUsed="0" w:uiPriority="0" w:semiHidden="0" w:name="List Continue"/>
@@ -3819,14 +4466,14 @@
     <w:lsdException w:unhideWhenUsed="0" w:uiPriority="0" w:semiHidden="0" w:name="HTML Acronym"/>
     <w:lsdException w:unhideWhenUsed="0" w:uiPriority="0" w:semiHidden="0" w:name="HTML Address"/>
     <w:lsdException w:unhideWhenUsed="0" w:uiPriority="0" w:semiHidden="0" w:name="HTML Cite"/>
-    <w:lsdException w:unhideWhenUsed="0" w:uiPriority="0" w:semiHidden="0" w:name="HTML Code"/>
+    <w:lsdException w:qFormat="1" w:unhideWhenUsed="0" w:uiPriority="0" w:semiHidden="0" w:name="HTML Code"/>
     <w:lsdException w:unhideWhenUsed="0" w:uiPriority="0" w:semiHidden="0" w:name="HTML Definition"/>
     <w:lsdException w:unhideWhenUsed="0" w:uiPriority="0" w:semiHidden="0" w:name="HTML Keyboard"/>
     <w:lsdException w:unhideWhenUsed="0" w:uiPriority="0" w:semiHidden="0" w:name="HTML Preformatted"/>
     <w:lsdException w:unhideWhenUsed="0" w:uiPriority="0" w:semiHidden="0" w:name="HTML Sample"/>
     <w:lsdException w:unhideWhenUsed="0" w:uiPriority="0" w:semiHidden="0" w:name="HTML Typewriter"/>
     <w:lsdException w:unhideWhenUsed="0" w:uiPriority="0" w:semiHidden="0" w:name="HTML Variable"/>
-    <w:lsdException w:unhideWhenUsed="0" w:uiPriority="0" w:name="Normal Table"/>
+    <w:lsdException w:qFormat="1" w:unhideWhenUsed="0" w:uiPriority="0" w:name="Normal Table"/>
     <w:lsdException w:unhideWhenUsed="0" w:uiPriority="0" w:semiHidden="0" w:name="annotation subject"/>
     <w:lsdException w:unhideWhenUsed="0" w:uiPriority="0" w:semiHidden="0" w:name="Table Simple 1"/>
     <w:lsdException w:unhideWhenUsed="0" w:uiPriority="0" w:semiHidden="0" w:name="Table Simple 2"/>
@@ -3991,11 +4638,13 @@
   <w:style w:type="character" w:default="1" w:styleId="3">
     <w:name w:val="Default Paragraph Font"/>
     <w:semiHidden/>
+    <w:qFormat/>
     <w:uiPriority w:val="0"/>
   </w:style>
   <w:style w:type="table" w:default="1" w:styleId="2">
     <w:name w:val="Normal Table"/>
     <w:semiHidden/>
+    <w:qFormat/>
     <w:uiPriority w:val="0"/>
     <w:tblPr>
       <w:tblCellMar>
@@ -4009,6 +4658,7 @@
   <w:style w:type="character" w:styleId="4">
     <w:name w:val="HTML Code"/>
     <w:basedOn w:val="3"/>
+    <w:qFormat/>
     <w:uiPriority w:val="0"/>
     <w:rPr>
       <w:rFonts w:ascii="Courier New" w:hAnsi="Courier New"/>

--- a/测试数据/数据.docx
+++ b/测试数据/数据.docx
@@ -1110,7 +1110,6 @@
             <w:insideH w:val="none" w:color="auto" w:sz="0" w:space="0"/>
             <w:insideV w:val="none" w:color="auto" w:sz="0" w:space="0"/>
           </w:tblBorders>
-          <w:shd w:val="clear" w:color="auto" w:fill="FFFFFF"/>
           <w:tblCellMar>
             <w:top w:w="15" w:type="dxa"/>
             <w:left w:w="15" w:type="dxa"/>
@@ -1536,7 +1535,6 @@
             <w:insideH w:val="none" w:color="auto" w:sz="0" w:space="0"/>
             <w:insideV w:val="none" w:color="auto" w:sz="0" w:space="0"/>
           </w:tblBorders>
-          <w:shd w:val="clear" w:color="auto" w:fill="FFFFFF"/>
           <w:tblCellMar>
             <w:top w:w="15" w:type="dxa"/>
             <w:left w:w="15" w:type="dxa"/>
@@ -1747,6 +1745,7 @@
             <w:insideH w:val="none" w:color="auto" w:sz="0" w:space="0"/>
             <w:insideV w:val="none" w:color="auto" w:sz="0" w:space="0"/>
           </w:tblBorders>
+          <w:shd w:val="clear" w:color="auto" w:fill="FFFFFF"/>
           <w:tblCellMar>
             <w:top w:w="15" w:type="dxa"/>
             <w:left w:w="15" w:type="dxa"/>
@@ -2377,6 +2376,7 @@
             <w:insideH w:val="none" w:color="auto" w:sz="0" w:space="0"/>
             <w:insideV w:val="none" w:color="auto" w:sz="0" w:space="0"/>
           </w:tblBorders>
+          <w:shd w:val="clear" w:color="auto" w:fill="FFFFFF"/>
           <w:tblCellMar>
             <w:top w:w="15" w:type="dxa"/>
             <w:left w:w="15" w:type="dxa"/>
@@ -2576,6 +2576,7 @@
             <w:insideH w:val="none" w:color="auto" w:sz="0" w:space="0"/>
             <w:insideV w:val="none" w:color="auto" w:sz="0" w:space="0"/>
           </w:tblBorders>
+          <w:shd w:val="clear" w:color="auto" w:fill="FFFFFF"/>
           <w:tblCellMar>
             <w:top w:w="15" w:type="dxa"/>
             <w:left w:w="15" w:type="dxa"/>
@@ -3138,15 +3139,183 @@
         <w:t>===== Benchmark Done =====</w:t>
       </w:r>
     </w:p>
-    <w:p>
-      <w:pPr>
-        <w:rPr>
-          <w:rFonts w:hint="default"/>
-          <w:lang w:val="en-US" w:eastAsia="zh-CN"/>
-        </w:rPr>
-      </w:pPr>
-      <w:bookmarkStart w:id="0" w:name="_GoBack"/>
-      <w:bookmarkEnd w:id="0"/>
+    <w:p/>
+    <w:p>
+      <w:pPr>
+        <w:rPr>
+          <w:rFonts w:hint="eastAsia"/>
+          <w:sz w:val="36"/>
+          <w:szCs w:val="36"/>
+          <w:lang w:val="en-US" w:eastAsia="zh-CN"/>
+        </w:rPr>
+      </w:pPr>
+      <w:r>
+        <w:rPr>
+          <w:rFonts w:hint="eastAsia"/>
+          <w:sz w:val="36"/>
+          <w:szCs w:val="36"/>
+          <w:lang w:val="en-US" w:eastAsia="zh-CN"/>
+        </w:rPr>
+        <w:t>紧耦合</w:t>
+      </w:r>
+    </w:p>
+    <w:p>
+      <w:pPr>
+        <w:rPr>
+          <w:rFonts w:hint="eastAsia"/>
+          <w:lang w:val="en-US" w:eastAsia="zh-CN"/>
+        </w:rPr>
+      </w:pPr>
+      <w:r>
+        <w:rPr>
+          <w:rFonts w:hint="eastAsia"/>
+          <w:lang w:val="en-US" w:eastAsia="zh-CN"/>
+        </w:rPr>
+        <w:t>===== Benchmark Result =====</w:t>
+      </w:r>
+    </w:p>
+    <w:p>
+      <w:pPr>
+        <w:rPr>
+          <w:rFonts w:hint="eastAsia"/>
+          <w:lang w:val="en-US" w:eastAsia="zh-CN"/>
+        </w:rPr>
+      </w:pPr>
+      <w:r>
+        <w:rPr>
+          <w:rFonts w:hint="eastAsia"/>
+          <w:lang w:val="en-US" w:eastAsia="zh-CN"/>
+        </w:rPr>
+        <w:t>Total cycles: 353028</w:t>
+      </w:r>
+    </w:p>
+    <w:p>
+      <w:pPr>
+        <w:rPr>
+          <w:rFonts w:hint="eastAsia"/>
+          <w:lang w:val="en-US" w:eastAsia="zh-CN"/>
+        </w:rPr>
+      </w:pPr>
+      <w:r>
+        <w:rPr>
+          <w:rFonts w:hint="eastAsia"/>
+          <w:lang w:val="en-US" w:eastAsia="zh-CN"/>
+        </w:rPr>
+        <w:t>PMU MAC=74634 WLOAD=74634 XLOAD=6588 BUBBLE=4480 TOTAL=86269 AXIWR=12664</w:t>
+      </w:r>
+    </w:p>
+    <w:p>
+      <w:pPr>
+        <w:rPr>
+          <w:rFonts w:hint="eastAsia"/>
+          <w:lang w:val="en-US" w:eastAsia="zh-CN"/>
+        </w:rPr>
+      </w:pPr>
+      <w:r>
+        <w:rPr>
+          <w:rFonts w:hint="eastAsia"/>
+          <w:lang w:val="en-US" w:eastAsia="zh-CN"/>
+        </w:rPr>
+        <w:t>Total mul num: 10</w:t>
+      </w:r>
+    </w:p>
+    <w:p>
+      <w:pPr>
+        <w:rPr>
+          <w:rFonts w:hint="eastAsia"/>
+          <w:lang w:val="en-US" w:eastAsia="zh-CN"/>
+        </w:rPr>
+      </w:pPr>
+      <w:r>
+        <w:rPr>
+          <w:rFonts w:hint="eastAsia"/>
+          <w:lang w:val="en-US" w:eastAsia="zh-CN"/>
+        </w:rPr>
+        <w:t>Total load num: 14901</w:t>
+      </w:r>
+    </w:p>
+    <w:p>
+      <w:pPr>
+        <w:rPr>
+          <w:rFonts w:hint="eastAsia"/>
+          <w:lang w:val="en-US" w:eastAsia="zh-CN"/>
+        </w:rPr>
+      </w:pPr>
+      <w:r>
+        <w:rPr>
+          <w:rFonts w:hint="eastAsia"/>
+          <w:lang w:val="en-US" w:eastAsia="zh-CN"/>
+        </w:rPr>
+        <w:t>Total store num: 20723</w:t>
+      </w:r>
+    </w:p>
+    <w:p>
+      <w:pPr>
+        <w:rPr>
+          <w:rFonts w:hint="eastAsia"/>
+          <w:lang w:val="en-US" w:eastAsia="zh-CN"/>
+        </w:rPr>
+      </w:pPr>
+      <w:r>
+        <w:rPr>
+          <w:rFonts w:hint="eastAsia"/>
+          <w:lang w:val="en-US" w:eastAsia="zh-CN"/>
+        </w:rPr>
+        <w:t>Total stall num: 222802</w:t>
+      </w:r>
+    </w:p>
+    <w:p>
+      <w:pPr>
+        <w:rPr>
+          <w:rFonts w:hint="eastAsia"/>
+          <w:lang w:val="en-US" w:eastAsia="zh-CN"/>
+        </w:rPr>
+      </w:pPr>
+      <w:r>
+        <w:rPr>
+          <w:rFonts w:hint="eastAsia"/>
+          <w:lang w:val="en-US" w:eastAsia="zh-CN"/>
+        </w:rPr>
+        <w:t>CPU Frequency: 15939338 Hz</w:t>
+      </w:r>
+    </w:p>
+    <w:p>
+      <w:pPr>
+        <w:rPr>
+          <w:rFonts w:hint="eastAsia"/>
+          <w:lang w:val="en-US" w:eastAsia="zh-CN"/>
+        </w:rPr>
+      </w:pPr>
+      <w:r>
+        <w:rPr>
+          <w:rFonts w:hint="eastAsia"/>
+          <w:lang w:val="en-US" w:eastAsia="zh-CN"/>
+        </w:rPr>
+        <w:t>Total time: 22 ms</w:t>
+      </w:r>
+    </w:p>
+    <w:p>
+      <w:pPr>
+        <w:rPr>
+          <w:rFonts w:hint="eastAsia"/>
+          <w:lang w:val="en-US" w:eastAsia="zh-CN"/>
+        </w:rPr>
+      </w:pPr>
+      <w:r>
+        <w:rPr>
+          <w:rFonts w:hint="eastAsia"/>
+          <w:lang w:val="en-US" w:eastAsia="zh-CN"/>
+        </w:rPr>
+        <w:t>===== Benchmark Done =====</w:t>
+      </w:r>
+    </w:p>
+    <w:p>
+      <w:pPr>
+        <w:rPr>
+          <w:rFonts w:hint="default"/>
+          <w:lang w:val="en-US" w:eastAsia="zh-CN"/>
+        </w:rPr>
+      </w:pPr>
       <w:r>
         <w:drawing>
           <wp:inline distT="0" distB="0" distL="114300" distR="114300">
@@ -4348,6 +4517,170 @@
           <w:lang w:val="en-US" w:eastAsia="zh-CN"/>
         </w:rPr>
       </w:pPr>
+    </w:p>
+    <w:p>
+      <w:pPr>
+        <w:rPr>
+          <w:rFonts w:hint="default" w:ascii="Consolas" w:hAnsi="Consolas" w:eastAsia="宋体"/>
+          <w:color w:val="000000"/>
+          <w:sz w:val="20"/>
+          <w:szCs w:val="24"/>
+          <w:shd w:val="clear" w:color="auto" w:fill="E8F2FE"/>
+          <w:lang w:val="en-US" w:eastAsia="zh-CN"/>
+        </w:rPr>
+      </w:pPr>
+    </w:p>
+    <w:p>
+      <w:pPr>
+        <w:rPr>
+          <w:rFonts w:hint="eastAsia" w:ascii="Consolas" w:hAnsi="Consolas" w:eastAsia="宋体"/>
+          <w:color w:val="000000"/>
+          <w:sz w:val="20"/>
+          <w:szCs w:val="24"/>
+          <w:shd w:val="clear" w:color="auto" w:fill="E8F2FE"/>
+          <w:lang w:val="en-US" w:eastAsia="zh-CN"/>
+        </w:rPr>
+      </w:pPr>
+      <w:r>
+        <w:rPr>
+          <w:rFonts w:hint="eastAsia" w:ascii="Consolas" w:hAnsi="Consolas" w:eastAsia="宋体"/>
+          <w:color w:val="000000"/>
+          <w:sz w:val="20"/>
+          <w:szCs w:val="24"/>
+          <w:shd w:val="clear" w:color="auto" w:fill="E8F2FE"/>
+          <w:lang w:val="en-US" w:eastAsia="zh-CN"/>
+        </w:rPr>
+        <w:t>最终测试结果</w:t>
+      </w:r>
+    </w:p>
+    <w:p>
+      <w:pPr>
+        <w:rPr>
+          <w:rFonts w:hint="default" w:ascii="Consolas" w:hAnsi="Consolas" w:eastAsia="宋体"/>
+          <w:color w:val="000000"/>
+          <w:sz w:val="20"/>
+          <w:szCs w:val="24"/>
+          <w:shd w:val="clear" w:color="auto" w:fill="E8F2FE"/>
+          <w:lang w:val="en-US" w:eastAsia="zh-CN"/>
+        </w:rPr>
+      </w:pPr>
+      <w:r>
+        <w:rPr>
+          <w:rFonts w:hint="default" w:ascii="Consolas" w:hAnsi="Consolas" w:eastAsia="宋体"/>
+          <w:color w:val="000000"/>
+          <w:sz w:val="20"/>
+          <w:szCs w:val="24"/>
+          <w:shd w:val="clear" w:color="auto" w:fill="E8F2FE"/>
+          <w:lang w:val="en-US" w:eastAsia="zh-CN"/>
+        </w:rPr>
+        <w:t>===== Batch Result =====</w:t>
+      </w:r>
+    </w:p>
+    <w:p>
+      <w:pPr>
+        <w:rPr>
+          <w:rFonts w:hint="default" w:ascii="Consolas" w:hAnsi="Consolas" w:eastAsia="宋体"/>
+          <w:color w:val="000000"/>
+          <w:sz w:val="20"/>
+          <w:szCs w:val="24"/>
+          <w:shd w:val="clear" w:color="auto" w:fill="E8F2FE"/>
+          <w:lang w:val="en-US" w:eastAsia="zh-CN"/>
+        </w:rPr>
+      </w:pPr>
+      <w:r>
+        <w:rPr>
+          <w:rFonts w:hint="default" w:ascii="Consolas" w:hAnsi="Consolas" w:eastAsia="宋体"/>
+          <w:color w:val="000000"/>
+          <w:sz w:val="20"/>
+          <w:szCs w:val="24"/>
+          <w:shd w:val="clear" w:color="auto" w:fill="E8F2FE"/>
+          <w:lang w:val="en-US" w:eastAsia="zh-CN"/>
+        </w:rPr>
+        <w:t>Total:      1000</w:t>
+      </w:r>
+    </w:p>
+    <w:p>
+      <w:pPr>
+        <w:rPr>
+          <w:rFonts w:hint="default" w:ascii="Consolas" w:hAnsi="Consolas" w:eastAsia="宋体"/>
+          <w:color w:val="000000"/>
+          <w:sz w:val="20"/>
+          <w:szCs w:val="24"/>
+          <w:shd w:val="clear" w:color="auto" w:fill="E8F2FE"/>
+          <w:lang w:val="en-US" w:eastAsia="zh-CN"/>
+        </w:rPr>
+      </w:pPr>
+      <w:r>
+        <w:rPr>
+          <w:rFonts w:hint="default" w:ascii="Consolas" w:hAnsi="Consolas" w:eastAsia="宋体"/>
+          <w:color w:val="000000"/>
+          <w:sz w:val="20"/>
+          <w:szCs w:val="24"/>
+          <w:shd w:val="clear" w:color="auto" w:fill="E8F2FE"/>
+          <w:lang w:val="en-US" w:eastAsia="zh-CN"/>
+        </w:rPr>
+        <w:t>Correct:    989</w:t>
+      </w:r>
+    </w:p>
+    <w:p>
+      <w:pPr>
+        <w:rPr>
+          <w:rFonts w:hint="default" w:ascii="Consolas" w:hAnsi="Consolas" w:eastAsia="宋体"/>
+          <w:color w:val="000000"/>
+          <w:sz w:val="20"/>
+          <w:szCs w:val="24"/>
+          <w:shd w:val="clear" w:color="auto" w:fill="E8F2FE"/>
+          <w:lang w:val="en-US" w:eastAsia="zh-CN"/>
+        </w:rPr>
+      </w:pPr>
+      <w:r>
+        <w:rPr>
+          <w:rFonts w:hint="default" w:ascii="Consolas" w:hAnsi="Consolas" w:eastAsia="宋体"/>
+          <w:color w:val="000000"/>
+          <w:sz w:val="20"/>
+          <w:szCs w:val="24"/>
+          <w:shd w:val="clear" w:color="auto" w:fill="E8F2FE"/>
+          <w:lang w:val="en-US" w:eastAsia="zh-CN"/>
+        </w:rPr>
+        <w:t>Accuracy:   98.90%</w:t>
+      </w:r>
+    </w:p>
+    <w:p>
+      <w:pPr>
+        <w:rPr>
+          <w:rFonts w:hint="default" w:ascii="Consolas" w:hAnsi="Consolas" w:eastAsia="宋体"/>
+          <w:color w:val="000000"/>
+          <w:sz w:val="20"/>
+          <w:szCs w:val="24"/>
+          <w:shd w:val="clear" w:color="auto" w:fill="E8F2FE"/>
+          <w:lang w:val="en-US" w:eastAsia="zh-CN"/>
+        </w:rPr>
+      </w:pPr>
+      <w:r>
+        <w:rPr>
+          <w:rFonts w:hint="default" w:ascii="Consolas" w:hAnsi="Consolas" w:eastAsia="宋体"/>
+          <w:color w:val="000000"/>
+          <w:sz w:val="20"/>
+          <w:szCs w:val="24"/>
+          <w:shd w:val="clear" w:color="auto" w:fill="E8F2FE"/>
+          <w:lang w:val="en-US" w:eastAsia="zh-CN"/>
+        </w:rPr>
+        <w:t>Avg cycles: 308284</w:t>
+      </w:r>
+    </w:p>
+    <w:p>
+      <w:pPr>
+        <w:rPr>
+          <w:rFonts w:hint="default" w:ascii="Consolas" w:hAnsi="Consolas" w:eastAsia="宋体"/>
+          <w:color w:val="000000"/>
+          <w:sz w:val="20"/>
+          <w:szCs w:val="24"/>
+          <w:shd w:val="clear" w:color="auto" w:fill="E8F2FE"/>
+          <w:lang w:val="en-US" w:eastAsia="zh-CN"/>
+        </w:rPr>
+      </w:pPr>
+      <w:bookmarkStart w:id="0" w:name="_GoBack"/>
+      <w:bookmarkEnd w:id="0"/>
     </w:p>
     <w:sectPr>
       <w:pgSz w:w="11906" w:h="16838"/>
